--- a/docs/KakuroGame_Use_Cases V2.docx
+++ b/docs/KakuroGame_Use_Cases V2.docx
@@ -1,6 +1,6 @@
 
 <file path=word/document.xml><?xml version="1.0" encoding="utf-8"?>
-<w:document xmlns:wpc="http://schemas.microsoft.com/office/word/2010/wordprocessingCanvas" xmlns:cx="http://schemas.microsoft.com/office/drawing/2014/chartex" xmlns:cx1="http://schemas.microsoft.com/office/drawing/2015/9/8/chartex" xmlns:cx2="http://schemas.microsoft.com/office/drawing/2015/10/21/chartex" xmlns:cx3="http://schemas.microsoft.com/office/drawing/2016/5/9/chartex" xmlns:cx4="http://schemas.microsoft.com/office/drawing/2016/5/10/chartex" xmlns:cx5="http://schemas.microsoft.com/office/drawing/2016/5/11/chartex" xmlns:cx6="http://schemas.microsoft.com/office/drawing/2016/5/12/chartex" xmlns:cx7="http://schemas.microsoft.com/office/drawing/2016/5/13/chartex" xmlns:cx8="http://schemas.microsoft.com/office/drawing/2016/5/14/chartex" xmlns:mc="http://schemas.openxmlformats.org/markup-compatibility/2006" xmlns:aink="http://schemas.microsoft.com/office/drawing/2016/ink" xmlns:am3d="http://schemas.microsoft.com/office/drawing/2017/model3d" xmlns:o="urn:schemas-microsoft-com:office:office" xmlns:oel="http://schemas.microsoft.com/office/2019/extlst" xmlns:r="http://schemas.openxmlformats.org/officeDocument/2006/relationships" xmlns:m="http://schemas.openxmlformats.org/officeDocument/2006/math" xmlns:v="urn:schemas-microsoft-com:vml" xmlns:wp14="http://schemas.microsoft.com/office/word/2010/wordprocessingDrawing" xmlns:wp="http://schemas.openxmlformats.org/drawingml/2006/wordprocessingDrawing" xmlns:w10="urn:schemas-microsoft-com:office:word" xmlns:w="http://schemas.openxmlformats.org/wordprocessingml/2006/main" xmlns:w14="http://schemas.microsoft.com/office/word/2010/wordml" xmlns:w15="http://schemas.microsoft.com/office/word/2012/wordml" xmlns:w16cex="http://schemas.microsoft.com/office/word/2018/wordml/cex" xmlns:w16cid="http://schemas.microsoft.com/office/word/2016/wordml/cid" xmlns:w16="http://schemas.microsoft.com/office/word/2018/wordml" xmlns:w16du="http://schemas.microsoft.com/office/word/2023/wordml/word16du" xmlns:w16sdtdh="http://schemas.microsoft.com/office/word/2020/wordml/sdtdatahash" xmlns:w16sdtfl="http://schemas.microsoft.com/office/word/2024/wordml/sdtformatlock" xmlns:w16se="http://schemas.microsoft.com/office/word/2015/wordml/symex" xmlns:wpg="http://schemas.microsoft.com/office/word/2010/wordprocessingGroup" xmlns:wpi="http://schemas.microsoft.com/office/word/2010/wordprocessingInk" xmlns:wne="http://schemas.microsoft.com/office/word/2006/wordml" xmlns:wps="http://schemas.microsoft.com/office/word/2010/wordprocessingShape" mc:Ignorable="w14 w15 w16se w16cid w16 w16cex w16sdtdh w16sdtfl w16du wp14">
+<w:document xmlns:wpc="http://schemas.microsoft.com/office/word/2010/wordprocessingCanvas" xmlns:cx="http://schemas.microsoft.com/office/drawing/2014/chartex" xmlns:cx1="http://schemas.microsoft.com/office/drawing/2015/9/8/chartex" xmlns:cx2="http://schemas.microsoft.com/office/drawing/2015/10/21/chartex" xmlns:cx3="http://schemas.microsoft.com/office/drawing/2016/5/9/chartex" xmlns:cx4="http://schemas.microsoft.com/office/drawing/2016/5/10/chartex" xmlns:cx5="http://schemas.microsoft.com/office/drawing/2016/5/11/chartex" xmlns:cx6="http://schemas.microsoft.com/office/drawing/2016/5/12/chartex" xmlns:cx7="http://schemas.microsoft.com/office/drawing/2016/5/13/chartex" xmlns:cx8="http://schemas.microsoft.com/office/drawing/2016/5/14/chartex" xmlns:mc="http://schemas.openxmlformats.org/markup-compatibility/2006" xmlns:aink="http://schemas.microsoft.com/office/drawing/2016/ink" xmlns:am3d="http://schemas.microsoft.com/office/drawing/2017/model3d" xmlns:o="urn:schemas-microsoft-com:office:office" xmlns:oel="http://schemas.microsoft.com/office/2019/extlst" xmlns:r="http://schemas.openxmlformats.org/officeDocument/2006/relationships" xmlns:m="http://schemas.openxmlformats.org/officeDocument/2006/math" xmlns:v="urn:schemas-microsoft-com:vml" xmlns:wp14="http://schemas.microsoft.com/office/word/2010/wordprocessingDrawing" xmlns:wp="http://schemas.openxmlformats.org/drawingml/2006/wordprocessingDrawing" xmlns:w10="urn:schemas-microsoft-com:office:word" xmlns:w="http://schemas.openxmlformats.org/wordprocessingml/2006/main" xmlns:w14="http://schemas.microsoft.com/office/word/2010/wordml" xmlns:w15="http://schemas.microsoft.com/office/word/2012/wordml" xmlns:w16cex="http://schemas.microsoft.com/office/word/2018/wordml/cex" xmlns:w16cid="http://schemas.microsoft.com/office/word/2016/wordml/cid" xmlns:w16="http://schemas.microsoft.com/office/word/2018/wordml" xmlns:w16sdtdh="http://schemas.microsoft.com/office/word/2020/wordml/sdtdatahash" xmlns:w16se="http://schemas.microsoft.com/office/word/2015/wordml/symex" xmlns:wpg="http://schemas.microsoft.com/office/word/2010/wordprocessingGroup" xmlns:wpi="http://schemas.microsoft.com/office/word/2010/wordprocessingInk" xmlns:wne="http://schemas.microsoft.com/office/word/2006/wordml" xmlns:wps="http://schemas.microsoft.com/office/word/2010/wordprocessingShape" mc:Ignorable="w14 w15 w16se w16cid w16 w16cex w16sdtdh wp14">
   <w:body>
     <w:p>
       <w:pPr>
@@ -32,7 +32,7 @@
         <w:rPr>
           <w:lang w:val="en-CA"/>
         </w:rPr>
-        <w:t xml:space="preserve">The login feature allows registered users to authenticate and access their saved progression in the </w:t>
+        <w:t xml:space="preserve">The Login feature allows registered users to authenticate using email and password and access their saved progression in the </w:t>
       </w:r>
       <w:proofErr w:type="spellStart"/>
       <w:r>
@@ -46,15 +46,8 @@
         <w:rPr>
           <w:lang w:val="en-CA"/>
         </w:rPr>
-        <w:t xml:space="preserve"> system. Once logged in, the system restores the player’s last unlocked level, allowing them to continue the campaign without restarting from Level 1-1. The game does not save the current puzzle grid or timer mid-run, so if a logged-in user leaves during a puzzle, that specific attempt is lost, but their overall progression remains intact. Logged-in users also gain access to leaderboard submissions and advanced features such as starting a New Run, while maintaining their previously earned leaderboard records.  </w:t>
+        <w:t xml:space="preserve"> system. After a successful login, the system restores the player’s last unlocked level, so they can continue the campaign without restarting from Level 1-1. The game does not save the current puzzle grid or timer mid-run. If a logged-in user leaves during a puzzle, that specific attempt/run is lost, but their overall progression (unlocked levels) remains intact. Logged-in users also gain access to leaderboard submissions and features such as starting a New Run, while keeping their previously earned leaderboard records.</w:t>
       </w:r>
-    </w:p>
-    <w:p>
-      <w:pPr>
-        <w:rPr>
-          <w:lang w:val="en-CA"/>
-        </w:rPr>
-      </w:pPr>
     </w:p>
     <w:p>
       <w:pPr>
@@ -77,24 +70,12 @@
       </w:pPr>
     </w:p>
     <w:p>
-      <w:pPr>
-        <w:rPr>
-          <w:lang w:val="en-CA"/>
-        </w:rPr>
-      </w:pPr>
       <w:r>
         <w:rPr>
           <w:lang w:val="en-CA"/>
         </w:rPr>
-        <w:t xml:space="preserve">The sign-up feature enables guest players to create an account and convert their temporary session progress into permanent saved progress. Guests are prompted to sign up after completing a puzzle or finishing a campaign run. When a guest signs up, the system uploads their session data to the database and recalculates the official elapsed time using stored timestamps to ensure fairness. If a guest completes a full 15-level campaign in one sitting and signs up afterward, their campaign leaderboard submission is created under the new account. Signing up allows players to preserve progress across sessions and participate in leaderboard rankings.  </w:t>
+        <w:t>The Sign Up feature enables guest players to create an account and convert their temporary session progress into permanent saved progress. The sign-up form requires name, email, password, and confirm password (password confirmation must match).Guests may be prompted to sign up after completing a puzzle or finishing a campaign run. When a guest signs up, the system uploads their session data to the database and recalculates the official elapsed time using stored timestamps to ensure fairness. If a guest completes a full 15-level campaign in one sitting and signs up afterward, their campaign leaderboard submission is created under the new account. Signing up allows players to preserve progress across sessions and participate in leaderboard rankings.</w:t>
       </w:r>
-    </w:p>
-    <w:p>
-      <w:pPr>
-        <w:rPr>
-          <w:lang w:val="en-CA"/>
-        </w:rPr>
-      </w:pPr>
     </w:p>
     <w:p>
       <w:pPr>
@@ -347,21 +328,7 @@
         <w:rPr>
           <w:lang w:val="en-CA"/>
         </w:rPr>
-        <w:t xml:space="preserve">The restart puzzle feature allows players to abandon the current puzzle attempt and immediately start a new attempt within the same level. Restarting clears all cell inputs, resets the timer, and loads a different puzzle from the same level when </w:t>
-      </w:r>
-      <w:proofErr w:type="gramStart"/>
-      <w:r>
-        <w:rPr>
-          <w:lang w:val="en-CA"/>
-        </w:rPr>
-        <w:t>possible</w:t>
-      </w:r>
-      <w:proofErr w:type="gramEnd"/>
-      <w:r>
-        <w:rPr>
-          <w:lang w:val="en-CA"/>
-        </w:rPr>
-        <w:t xml:space="preserve"> to prevent players from memorizing solutions and achieving unfairly fast times. If only one puzzle exists in the level, the system reloads the same puzzle. Restarting a puzzle discards the current attempt entirely but does not affect the player’s overall campaign progression or unlocked levels.  </w:t>
+        <w:t xml:space="preserve">The restart puzzle feature allows players to abandon the current puzzle attempt and immediately start a new attempt within the same level. Restarting clears all cell inputs, resets the timer, and loads a different puzzle from the same level when possible to prevent players from memorizing solutions and achieving unfairly fast times. If only one puzzle exists in the level, the system reloads the same puzzle. Restarting a puzzle discards the current attempt entirely but does not affect the player’s overall campaign progression or unlocked levels.  </w:t>
       </w:r>
     </w:p>
     <w:sectPr>
@@ -375,7 +342,7 @@
 </file>
 
 <file path=word/numbering.xml><?xml version="1.0" encoding="utf-8"?>
-<w:numbering xmlns:wpc="http://schemas.microsoft.com/office/word/2010/wordprocessingCanvas" xmlns:cx="http://schemas.microsoft.com/office/drawing/2014/chartex" xmlns:cx1="http://schemas.microsoft.com/office/drawing/2015/9/8/chartex" xmlns:cx2="http://schemas.microsoft.com/office/drawing/2015/10/21/chartex" xmlns:cx3="http://schemas.microsoft.com/office/drawing/2016/5/9/chartex" xmlns:cx4="http://schemas.microsoft.com/office/drawing/2016/5/10/chartex" xmlns:cx5="http://schemas.microsoft.com/office/drawing/2016/5/11/chartex" xmlns:cx6="http://schemas.microsoft.com/office/drawing/2016/5/12/chartex" xmlns:cx7="http://schemas.microsoft.com/office/drawing/2016/5/13/chartex" xmlns:cx8="http://schemas.microsoft.com/office/drawing/2016/5/14/chartex" xmlns:mc="http://schemas.openxmlformats.org/markup-compatibility/2006" xmlns:aink="http://schemas.microsoft.com/office/drawing/2016/ink" xmlns:am3d="http://schemas.microsoft.com/office/drawing/2017/model3d" xmlns:o="urn:schemas-microsoft-com:office:office" xmlns:oel="http://schemas.microsoft.com/office/2019/extlst" xmlns:r="http://schemas.openxmlformats.org/officeDocument/2006/relationships" xmlns:m="http://schemas.openxmlformats.org/officeDocument/2006/math" xmlns:v="urn:schemas-microsoft-com:vml" xmlns:wp14="http://schemas.microsoft.com/office/word/2010/wordprocessingDrawing" xmlns:wp="http://schemas.openxmlformats.org/drawingml/2006/wordprocessingDrawing" xmlns:w10="urn:schemas-microsoft-com:office:word" xmlns:w="http://schemas.openxmlformats.org/wordprocessingml/2006/main" xmlns:w14="http://schemas.microsoft.com/office/word/2010/wordml" xmlns:w15="http://schemas.microsoft.com/office/word/2012/wordml" xmlns:w16cex="http://schemas.microsoft.com/office/word/2018/wordml/cex" xmlns:w16cid="http://schemas.microsoft.com/office/word/2016/wordml/cid" xmlns:w16="http://schemas.microsoft.com/office/word/2018/wordml" xmlns:w16du="http://schemas.microsoft.com/office/word/2023/wordml/word16du" xmlns:w16sdtdh="http://schemas.microsoft.com/office/word/2020/wordml/sdtdatahash" xmlns:w16sdtfl="http://schemas.microsoft.com/office/word/2024/wordml/sdtformatlock" xmlns:w16se="http://schemas.microsoft.com/office/word/2015/wordml/symex" xmlns:wpg="http://schemas.microsoft.com/office/word/2010/wordprocessingGroup" xmlns:wpi="http://schemas.microsoft.com/office/word/2010/wordprocessingInk" xmlns:wne="http://schemas.microsoft.com/office/word/2006/wordml" xmlns:wps="http://schemas.microsoft.com/office/word/2010/wordprocessingShape" mc:Ignorable="w14 w15 w16se w16cid w16 w16cex w16sdtdh w16sdtfl w16du wp14">
+<w:numbering xmlns:wpc="http://schemas.microsoft.com/office/word/2010/wordprocessingCanvas" xmlns:cx="http://schemas.microsoft.com/office/drawing/2014/chartex" xmlns:cx1="http://schemas.microsoft.com/office/drawing/2015/9/8/chartex" xmlns:cx2="http://schemas.microsoft.com/office/drawing/2015/10/21/chartex" xmlns:cx3="http://schemas.microsoft.com/office/drawing/2016/5/9/chartex" xmlns:cx4="http://schemas.microsoft.com/office/drawing/2016/5/10/chartex" xmlns:cx5="http://schemas.microsoft.com/office/drawing/2016/5/11/chartex" xmlns:cx6="http://schemas.microsoft.com/office/drawing/2016/5/12/chartex" xmlns:cx7="http://schemas.microsoft.com/office/drawing/2016/5/13/chartex" xmlns:cx8="http://schemas.microsoft.com/office/drawing/2016/5/14/chartex" xmlns:mc="http://schemas.openxmlformats.org/markup-compatibility/2006" xmlns:aink="http://schemas.microsoft.com/office/drawing/2016/ink" xmlns:am3d="http://schemas.microsoft.com/office/drawing/2017/model3d" xmlns:o="urn:schemas-microsoft-com:office:office" xmlns:oel="http://schemas.microsoft.com/office/2019/extlst" xmlns:r="http://schemas.openxmlformats.org/officeDocument/2006/relationships" xmlns:m="http://schemas.openxmlformats.org/officeDocument/2006/math" xmlns:v="urn:schemas-microsoft-com:vml" xmlns:wp14="http://schemas.microsoft.com/office/word/2010/wordprocessingDrawing" xmlns:wp="http://schemas.openxmlformats.org/drawingml/2006/wordprocessingDrawing" xmlns:w10="urn:schemas-microsoft-com:office:word" xmlns:w="http://schemas.openxmlformats.org/wordprocessingml/2006/main" xmlns:w14="http://schemas.microsoft.com/office/word/2010/wordml" xmlns:w15="http://schemas.microsoft.com/office/word/2012/wordml" xmlns:w16cex="http://schemas.microsoft.com/office/word/2018/wordml/cex" xmlns:w16cid="http://schemas.microsoft.com/office/word/2016/wordml/cid" xmlns:w16="http://schemas.microsoft.com/office/word/2018/wordml" xmlns:w16sdtdh="http://schemas.microsoft.com/office/word/2020/wordml/sdtdatahash" xmlns:w16se="http://schemas.microsoft.com/office/word/2015/wordml/symex" xmlns:wpg="http://schemas.microsoft.com/office/word/2010/wordprocessingGroup" xmlns:wpi="http://schemas.microsoft.com/office/word/2010/wordprocessingInk" xmlns:wne="http://schemas.microsoft.com/office/word/2006/wordml" xmlns:wps="http://schemas.microsoft.com/office/word/2010/wordprocessingShape" mc:Ignorable="w14 w15 w16se w16cid w16 w16cex w16sdtdh wp14">
   <w:abstractNum w:abstractNumId="0" w15:restartNumberingAfterBreak="0">
     <w:nsid w:val="FFFFFF7C"/>
     <w:multiLevelType w:val="singleLevel"/>
@@ -2496,7 +2463,7 @@
 </file>
 
 <file path=word/styles.xml><?xml version="1.0" encoding="utf-8"?>
-<w:styles xmlns:mc="http://schemas.openxmlformats.org/markup-compatibility/2006" xmlns:r="http://schemas.openxmlformats.org/officeDocument/2006/relationships" xmlns:w="http://schemas.openxmlformats.org/wordprocessingml/2006/main" xmlns:w14="http://schemas.microsoft.com/office/word/2010/wordml" xmlns:w15="http://schemas.microsoft.com/office/word/2012/wordml" xmlns:w16cex="http://schemas.microsoft.com/office/word/2018/wordml/cex" xmlns:w16cid="http://schemas.microsoft.com/office/word/2016/wordml/cid" xmlns:w16="http://schemas.microsoft.com/office/word/2018/wordml" xmlns:w16du="http://schemas.microsoft.com/office/word/2023/wordml/word16du" xmlns:w16sdtdh="http://schemas.microsoft.com/office/word/2020/wordml/sdtdatahash" xmlns:w16sdtfl="http://schemas.microsoft.com/office/word/2024/wordml/sdtformatlock" xmlns:w16se="http://schemas.microsoft.com/office/word/2015/wordml/symex" mc:Ignorable="w14 w15 w16se w16cid w16 w16cex w16sdtdh w16sdtfl w16du">
+<w:styles xmlns:mc="http://schemas.openxmlformats.org/markup-compatibility/2006" xmlns:r="http://schemas.openxmlformats.org/officeDocument/2006/relationships" xmlns:w="http://schemas.openxmlformats.org/wordprocessingml/2006/main" xmlns:w14="http://schemas.microsoft.com/office/word/2010/wordml" xmlns:w15="http://schemas.microsoft.com/office/word/2012/wordml" xmlns:w16cex="http://schemas.microsoft.com/office/word/2018/wordml/cex" xmlns:w16cid="http://schemas.microsoft.com/office/word/2016/wordml/cid" xmlns:w16="http://schemas.microsoft.com/office/word/2018/wordml" xmlns:w16sdtdh="http://schemas.microsoft.com/office/word/2020/wordml/sdtdatahash" xmlns:w16se="http://schemas.microsoft.com/office/word/2015/wordml/symex" mc:Ignorable="w14 w15 w16se w16cid w16 w16cex w16sdtdh">
   <w:docDefaults>
     <w:rPrDefault>
       <w:rPr>

--- a/docs/KakuroGame_Use_Cases V2.docx
+++ b/docs/KakuroGame_Use_Cases V2.docx
@@ -74,7 +74,35 @@
         <w:rPr>
           <w:lang w:val="en-CA"/>
         </w:rPr>
-        <w:t>The Sign Up feature enables guest players to create an account and convert their temporary session progress into permanent saved progress. The sign-up form requires name, email, password, and confirm password (password confirmation must match).Guests may be prompted to sign up after completing a puzzle or finishing a campaign run. When a guest signs up, the system uploads their session data to the database and recalculates the official elapsed time using stored timestamps to ensure fairness. If a guest completes a full 15-level campaign in one sitting and signs up afterward, their campaign leaderboard submission is created under the new account. Signing up allows players to preserve progress across sessions and participate in leaderboard rankings.</w:t>
+        <w:t xml:space="preserve">The </w:t>
+      </w:r>
+      <w:proofErr w:type="gramStart"/>
+      <w:r>
+        <w:rPr>
+          <w:lang w:val="en-CA"/>
+        </w:rPr>
+        <w:t>Sign Up</w:t>
+      </w:r>
+      <w:proofErr w:type="gramEnd"/>
+      <w:r>
+        <w:rPr>
+          <w:lang w:val="en-CA"/>
+        </w:rPr>
+        <w:t xml:space="preserve"> feature enables guest players to create an account and convert their temporary session progress into permanent saved progress. The sign-up form requires name, email, password, and confirm password (password confirmation must match</w:t>
+      </w:r>
+      <w:proofErr w:type="gramStart"/>
+      <w:r>
+        <w:rPr>
+          <w:lang w:val="en-CA"/>
+        </w:rPr>
+        <w:t>).Guests</w:t>
+      </w:r>
+      <w:proofErr w:type="gramEnd"/>
+      <w:r>
+        <w:rPr>
+          <w:lang w:val="en-CA"/>
+        </w:rPr>
+        <w:t xml:space="preserve"> may be prompted to sign up after completing a puzzle or finishing a campaign run. When a guest signs up, the system uploads their session data to the database and recalculates the official elapsed time using stored timestamps to ensure fairness. If a guest completes a full 15-level campaign in one sitting and signs up afterward, their campaign leaderboard submission is created under the new account. Signing up allows players to preserve progress across sessions and participate in leaderboard rankings.</w:t>
       </w:r>
     </w:p>
     <w:p>
@@ -248,8 +276,27 @@
         <w:rPr>
           <w:lang w:val="en-CA"/>
         </w:rPr>
-        <w:t xml:space="preserve">The leaderboard feature provides two competitive ranking systems: a per-seed leaderboard and a campaign leaderboard. The per-seed leaderboard displays the Top 5 fastest eligible solve times for each puzzle seed and is available only to registered users. The system retains only a player’s best time per seed and ensures stable ordering for tied times. The campaign leaderboard ranks the Top 5 fastest players who complete all 15 levels, with the campaign time calculated as the sum of individual puzzle times. Any use of the Show Solution feature permanently disqualifies a run from leaderboard eligibility. Guests may submit campaign results only by completing all levels in one session and signing up afterward.  </w:t>
+        <w:t xml:space="preserve">The Puzzle Leaderboard feature happens when the system checks whether a registered user’s puzzle result can be placed on the per-seed leaderboard after completing a puzzle. First, the system calculates the puzzle time, then it validates eligibility by confirming that the puzzle was solved </w:t>
       </w:r>
+      <w:r>
+        <w:rPr>
+          <w:lang w:val="en-CA"/>
+        </w:rPr>
+        <w:t>properly,</w:t>
+      </w:r>
+      <w:r>
+        <w:rPr>
+          <w:lang w:val="en-CA"/>
+        </w:rPr>
+        <w:t xml:space="preserve"> and that Show Solution was not used. After that, the system checks the top time by comparing the recorded result with the player’s previous best time for the same seed and with the current Top 5 leaderboard times. If the result is eligible and good enough, the system sets or updates the player’s leaderboard record while keeping only that player’s best time for the seed. If the result is not eligible or not fast enough, the system does not place the player on the Puzzle Leaderboard.</w:t>
+      </w:r>
+    </w:p>
+    <w:p>
+      <w:pPr>
+        <w:rPr>
+          <w:lang w:val="en-CA"/>
+        </w:rPr>
+      </w:pPr>
     </w:p>
     <w:p>
       <w:pPr>
@@ -328,7 +375,21 @@
         <w:rPr>
           <w:lang w:val="en-CA"/>
         </w:rPr>
-        <w:t xml:space="preserve">The restart puzzle feature allows players to abandon the current puzzle attempt and immediately start a new attempt within the same level. Restarting clears all cell inputs, resets the timer, and loads a different puzzle from the same level when possible to prevent players from memorizing solutions and achieving unfairly fast times. If only one puzzle exists in the level, the system reloads the same puzzle. Restarting a puzzle discards the current attempt entirely but does not affect the player’s overall campaign progression or unlocked levels.  </w:t>
+        <w:t xml:space="preserve">The restart puzzle feature allows players to abandon the current puzzle attempt and immediately start a new attempt within the same level. Restarting clears all cell inputs, resets the timer, and loads a different puzzle from the same level when </w:t>
+      </w:r>
+      <w:proofErr w:type="gramStart"/>
+      <w:r>
+        <w:rPr>
+          <w:lang w:val="en-CA"/>
+        </w:rPr>
+        <w:t>possible</w:t>
+      </w:r>
+      <w:proofErr w:type="gramEnd"/>
+      <w:r>
+        <w:rPr>
+          <w:lang w:val="en-CA"/>
+        </w:rPr>
+        <w:t xml:space="preserve"> to prevent players from memorizing solutions and achieving unfairly fast times. If only one puzzle exists in the level, the system reloads the same puzzle. Restarting a puzzle discards the current attempt entirely but does not affect the player’s overall campaign progression or unlocked levels.  </w:t>
       </w:r>
     </w:p>
     <w:sectPr>
@@ -3065,7 +3126,6 @@
   <w:style w:type="character" w:default="1" w:styleId="DefaultParagraphFont">
     <w:name w:val="Default Paragraph Font"/>
     <w:uiPriority w:val="1"/>
-    <w:semiHidden/>
     <w:unhideWhenUsed/>
   </w:style>
   <w:style w:type="table" w:default="1" w:styleId="TableNormal">

--- a/docs/KakuroGame_Use_Cases V2.docx
+++ b/docs/KakuroGame_Use_Cases V2.docx
@@ -1,6 +1,6 @@
 
 <file path=word/document.xml><?xml version="1.0" encoding="utf-8"?>
-<w:document xmlns:wpc="http://schemas.microsoft.com/office/word/2010/wordprocessingCanvas" xmlns:cx="http://schemas.microsoft.com/office/drawing/2014/chartex" xmlns:cx1="http://schemas.microsoft.com/office/drawing/2015/9/8/chartex" xmlns:cx2="http://schemas.microsoft.com/office/drawing/2015/10/21/chartex" xmlns:cx3="http://schemas.microsoft.com/office/drawing/2016/5/9/chartex" xmlns:cx4="http://schemas.microsoft.com/office/drawing/2016/5/10/chartex" xmlns:cx5="http://schemas.microsoft.com/office/drawing/2016/5/11/chartex" xmlns:cx6="http://schemas.microsoft.com/office/drawing/2016/5/12/chartex" xmlns:cx7="http://schemas.microsoft.com/office/drawing/2016/5/13/chartex" xmlns:cx8="http://schemas.microsoft.com/office/drawing/2016/5/14/chartex" xmlns:mc="http://schemas.openxmlformats.org/markup-compatibility/2006" xmlns:aink="http://schemas.microsoft.com/office/drawing/2016/ink" xmlns:am3d="http://schemas.microsoft.com/office/drawing/2017/model3d" xmlns:o="urn:schemas-microsoft-com:office:office" xmlns:oel="http://schemas.microsoft.com/office/2019/extlst" xmlns:r="http://schemas.openxmlformats.org/officeDocument/2006/relationships" xmlns:m="http://schemas.openxmlformats.org/officeDocument/2006/math" xmlns:v="urn:schemas-microsoft-com:vml" xmlns:wp14="http://schemas.microsoft.com/office/word/2010/wordprocessingDrawing" xmlns:wp="http://schemas.openxmlformats.org/drawingml/2006/wordprocessingDrawing" xmlns:w10="urn:schemas-microsoft-com:office:word" xmlns:w="http://schemas.openxmlformats.org/wordprocessingml/2006/main" xmlns:w14="http://schemas.microsoft.com/office/word/2010/wordml" xmlns:w15="http://schemas.microsoft.com/office/word/2012/wordml" xmlns:w16cex="http://schemas.microsoft.com/office/word/2018/wordml/cex" xmlns:w16cid="http://schemas.microsoft.com/office/word/2016/wordml/cid" xmlns:w16="http://schemas.microsoft.com/office/word/2018/wordml" xmlns:w16sdtdh="http://schemas.microsoft.com/office/word/2020/wordml/sdtdatahash" xmlns:w16se="http://schemas.microsoft.com/office/word/2015/wordml/symex" xmlns:wpg="http://schemas.microsoft.com/office/word/2010/wordprocessingGroup" xmlns:wpi="http://schemas.microsoft.com/office/word/2010/wordprocessingInk" xmlns:wne="http://schemas.microsoft.com/office/word/2006/wordml" xmlns:wps="http://schemas.microsoft.com/office/word/2010/wordprocessingShape" mc:Ignorable="w14 w15 w16se w16cid w16 w16cex w16sdtdh wp14">
+<w:document xmlns:wpc="http://schemas.microsoft.com/office/word/2010/wordprocessingCanvas" xmlns:cx="http://schemas.microsoft.com/office/drawing/2014/chartex" xmlns:cx1="http://schemas.microsoft.com/office/drawing/2015/9/8/chartex" xmlns:cx2="http://schemas.microsoft.com/office/drawing/2015/10/21/chartex" xmlns:cx3="http://schemas.microsoft.com/office/drawing/2016/5/9/chartex" xmlns:cx4="http://schemas.microsoft.com/office/drawing/2016/5/10/chartex" xmlns:cx5="http://schemas.microsoft.com/office/drawing/2016/5/11/chartex" xmlns:cx6="http://schemas.microsoft.com/office/drawing/2016/5/12/chartex" xmlns:cx7="http://schemas.microsoft.com/office/drawing/2016/5/13/chartex" xmlns:cx8="http://schemas.microsoft.com/office/drawing/2016/5/14/chartex" xmlns:mc="http://schemas.openxmlformats.org/markup-compatibility/2006" xmlns:aink="http://schemas.microsoft.com/office/drawing/2016/ink" xmlns:am3d="http://schemas.microsoft.com/office/drawing/2017/model3d" xmlns:o="urn:schemas-microsoft-com:office:office" xmlns:oel="http://schemas.microsoft.com/office/2019/extlst" xmlns:r="http://schemas.openxmlformats.org/officeDocument/2006/relationships" xmlns:m="http://schemas.openxmlformats.org/officeDocument/2006/math" xmlns:v="urn:schemas-microsoft-com:vml" xmlns:wp14="http://schemas.microsoft.com/office/word/2010/wordprocessingDrawing" xmlns:wp="http://schemas.openxmlformats.org/drawingml/2006/wordprocessingDrawing" xmlns:w10="urn:schemas-microsoft-com:office:word" xmlns:w="http://schemas.openxmlformats.org/wordprocessingml/2006/main" xmlns:w14="http://schemas.microsoft.com/office/word/2010/wordml" xmlns:w15="http://schemas.microsoft.com/office/word/2012/wordml" xmlns:w16cex="http://schemas.microsoft.com/office/word/2018/wordml/cex" xmlns:w16cid="http://schemas.microsoft.com/office/word/2016/wordml/cid" xmlns:w16="http://schemas.microsoft.com/office/word/2018/wordml" xmlns:w16du="http://schemas.microsoft.com/office/word/2023/wordml/word16du" xmlns:w16sdtdh="http://schemas.microsoft.com/office/word/2020/wordml/sdtdatahash" xmlns:w16sdtfl="http://schemas.microsoft.com/office/word/2024/wordml/sdtformatlock" xmlns:w16se="http://schemas.microsoft.com/office/word/2015/wordml/symex" xmlns:wpg="http://schemas.microsoft.com/office/word/2010/wordprocessingGroup" xmlns:wpi="http://schemas.microsoft.com/office/word/2010/wordprocessingInk" xmlns:wne="http://schemas.microsoft.com/office/word/2006/wordml" xmlns:wps="http://schemas.microsoft.com/office/word/2010/wordprocessingShape" mc:Ignorable="w14 w15 w16se w16cid w16 w16cex w16sdtdh w16sdtfl w16du wp14">
   <w:body>
     <w:p>
       <w:pPr>
@@ -74,7 +74,35 @@
         <w:rPr>
           <w:lang w:val="en-CA"/>
         </w:rPr>
-        <w:t>The Sign Up feature enables guest players to create an account and convert their temporary session progress into permanent saved progress. The sign-up form requires name, email, password, and confirm password (password confirmation must match).Guests may be prompted to sign up after completing a puzzle or finishing a campaign run. When a guest signs up, the system uploads their session data to the database and recalculates the official elapsed time using stored timestamps to ensure fairness. If a guest completes a full 15-level campaign in one sitting and signs up afterward, their campaign leaderboard submission is created under the new account. Signing up allows players to preserve progress across sessions and participate in leaderboard rankings.</w:t>
+        <w:t xml:space="preserve">The </w:t>
+      </w:r>
+      <w:proofErr w:type="gramStart"/>
+      <w:r>
+        <w:rPr>
+          <w:lang w:val="en-CA"/>
+        </w:rPr>
+        <w:t>Sign Up</w:t>
+      </w:r>
+      <w:proofErr w:type="gramEnd"/>
+      <w:r>
+        <w:rPr>
+          <w:lang w:val="en-CA"/>
+        </w:rPr>
+        <w:t xml:space="preserve"> feature enables guest players to create an account and convert their temporary session progress into permanent saved progress. The sign-up form requires name, email, password, and confirm password (password confirmation must match</w:t>
+      </w:r>
+      <w:proofErr w:type="gramStart"/>
+      <w:r>
+        <w:rPr>
+          <w:lang w:val="en-CA"/>
+        </w:rPr>
+        <w:t>).Guests</w:t>
+      </w:r>
+      <w:proofErr w:type="gramEnd"/>
+      <w:r>
+        <w:rPr>
+          <w:lang w:val="en-CA"/>
+        </w:rPr>
+        <w:t xml:space="preserve"> may be prompted to sign up after completing a puzzle or finishing a campaign run. When a guest signs up, the system uploads their session data to the database and recalculates the official elapsed time using stored timestamps to ensure fairness. If a guest completes a full 15-level campaign in one sitting and signs up afterward, their campaign leaderboard submission is created under the new account. Signing up allows players to preserve progress across sessions and participate in leaderboard rankings.</w:t>
       </w:r>
     </w:p>
     <w:p>
@@ -328,7 +356,21 @@
         <w:rPr>
           <w:lang w:val="en-CA"/>
         </w:rPr>
-        <w:t xml:space="preserve">The restart puzzle feature allows players to abandon the current puzzle attempt and immediately start a new attempt within the same level. Restarting clears all cell inputs, resets the timer, and loads a different puzzle from the same level when possible to prevent players from memorizing solutions and achieving unfairly fast times. If only one puzzle exists in the level, the system reloads the same puzzle. Restarting a puzzle discards the current attempt entirely but does not affect the player’s overall campaign progression or unlocked levels.  </w:t>
+        <w:t xml:space="preserve">The restart puzzle feature allows players to abandon the current puzzle attempt and immediately start a new attempt within the same level. Restarting clears all cell inputs, resets the timer, and loads a different puzzle from the same level when </w:t>
+      </w:r>
+      <w:proofErr w:type="gramStart"/>
+      <w:r>
+        <w:rPr>
+          <w:lang w:val="en-CA"/>
+        </w:rPr>
+        <w:t>possible</w:t>
+      </w:r>
+      <w:proofErr w:type="gramEnd"/>
+      <w:r>
+        <w:rPr>
+          <w:lang w:val="en-CA"/>
+        </w:rPr>
+        <w:t xml:space="preserve"> to prevent players from memorizing solutions and achieving unfairly fast times. If only one puzzle exists in the level, the system reloads the same puzzle. Restarting a puzzle discards the current attempt entirely but does not affect the player’s overall campaign progression or unlocked levels.  </w:t>
       </w:r>
     </w:p>
     <w:sectPr>
@@ -342,7 +384,7 @@
 </file>
 
 <file path=word/numbering.xml><?xml version="1.0" encoding="utf-8"?>
-<w:numbering xmlns:wpc="http://schemas.microsoft.com/office/word/2010/wordprocessingCanvas" xmlns:cx="http://schemas.microsoft.com/office/drawing/2014/chartex" xmlns:cx1="http://schemas.microsoft.com/office/drawing/2015/9/8/chartex" xmlns:cx2="http://schemas.microsoft.com/office/drawing/2015/10/21/chartex" xmlns:cx3="http://schemas.microsoft.com/office/drawing/2016/5/9/chartex" xmlns:cx4="http://schemas.microsoft.com/office/drawing/2016/5/10/chartex" xmlns:cx5="http://schemas.microsoft.com/office/drawing/2016/5/11/chartex" xmlns:cx6="http://schemas.microsoft.com/office/drawing/2016/5/12/chartex" xmlns:cx7="http://schemas.microsoft.com/office/drawing/2016/5/13/chartex" xmlns:cx8="http://schemas.microsoft.com/office/drawing/2016/5/14/chartex" xmlns:mc="http://schemas.openxmlformats.org/markup-compatibility/2006" xmlns:aink="http://schemas.microsoft.com/office/drawing/2016/ink" xmlns:am3d="http://schemas.microsoft.com/office/drawing/2017/model3d" xmlns:o="urn:schemas-microsoft-com:office:office" xmlns:oel="http://schemas.microsoft.com/office/2019/extlst" xmlns:r="http://schemas.openxmlformats.org/officeDocument/2006/relationships" xmlns:m="http://schemas.openxmlformats.org/officeDocument/2006/math" xmlns:v="urn:schemas-microsoft-com:vml" xmlns:wp14="http://schemas.microsoft.com/office/word/2010/wordprocessingDrawing" xmlns:wp="http://schemas.openxmlformats.org/drawingml/2006/wordprocessingDrawing" xmlns:w10="urn:schemas-microsoft-com:office:word" xmlns:w="http://schemas.openxmlformats.org/wordprocessingml/2006/main" xmlns:w14="http://schemas.microsoft.com/office/word/2010/wordml" xmlns:w15="http://schemas.microsoft.com/office/word/2012/wordml" xmlns:w16cex="http://schemas.microsoft.com/office/word/2018/wordml/cex" xmlns:w16cid="http://schemas.microsoft.com/office/word/2016/wordml/cid" xmlns:w16="http://schemas.microsoft.com/office/word/2018/wordml" xmlns:w16sdtdh="http://schemas.microsoft.com/office/word/2020/wordml/sdtdatahash" xmlns:w16se="http://schemas.microsoft.com/office/word/2015/wordml/symex" xmlns:wpg="http://schemas.microsoft.com/office/word/2010/wordprocessingGroup" xmlns:wpi="http://schemas.microsoft.com/office/word/2010/wordprocessingInk" xmlns:wne="http://schemas.microsoft.com/office/word/2006/wordml" xmlns:wps="http://schemas.microsoft.com/office/word/2010/wordprocessingShape" mc:Ignorable="w14 w15 w16se w16cid w16 w16cex w16sdtdh wp14">
+<w:numbering xmlns:wpc="http://schemas.microsoft.com/office/word/2010/wordprocessingCanvas" xmlns:cx="http://schemas.microsoft.com/office/drawing/2014/chartex" xmlns:cx1="http://schemas.microsoft.com/office/drawing/2015/9/8/chartex" xmlns:cx2="http://schemas.microsoft.com/office/drawing/2015/10/21/chartex" xmlns:cx3="http://schemas.microsoft.com/office/drawing/2016/5/9/chartex" xmlns:cx4="http://schemas.microsoft.com/office/drawing/2016/5/10/chartex" xmlns:cx5="http://schemas.microsoft.com/office/drawing/2016/5/11/chartex" xmlns:cx6="http://schemas.microsoft.com/office/drawing/2016/5/12/chartex" xmlns:cx7="http://schemas.microsoft.com/office/drawing/2016/5/13/chartex" xmlns:cx8="http://schemas.microsoft.com/office/drawing/2016/5/14/chartex" xmlns:mc="http://schemas.openxmlformats.org/markup-compatibility/2006" xmlns:aink="http://schemas.microsoft.com/office/drawing/2016/ink" xmlns:am3d="http://schemas.microsoft.com/office/drawing/2017/model3d" xmlns:o="urn:schemas-microsoft-com:office:office" xmlns:oel="http://schemas.microsoft.com/office/2019/extlst" xmlns:r="http://schemas.openxmlformats.org/officeDocument/2006/relationships" xmlns:m="http://schemas.openxmlformats.org/officeDocument/2006/math" xmlns:v="urn:schemas-microsoft-com:vml" xmlns:wp14="http://schemas.microsoft.com/office/word/2010/wordprocessingDrawing" xmlns:wp="http://schemas.openxmlformats.org/drawingml/2006/wordprocessingDrawing" xmlns:w10="urn:schemas-microsoft-com:office:word" xmlns:w="http://schemas.openxmlformats.org/wordprocessingml/2006/main" xmlns:w14="http://schemas.microsoft.com/office/word/2010/wordml" xmlns:w15="http://schemas.microsoft.com/office/word/2012/wordml" xmlns:w16cex="http://schemas.microsoft.com/office/word/2018/wordml/cex" xmlns:w16cid="http://schemas.microsoft.com/office/word/2016/wordml/cid" xmlns:w16="http://schemas.microsoft.com/office/word/2018/wordml" xmlns:w16du="http://schemas.microsoft.com/office/word/2023/wordml/word16du" xmlns:w16sdtdh="http://schemas.microsoft.com/office/word/2020/wordml/sdtdatahash" xmlns:w16sdtfl="http://schemas.microsoft.com/office/word/2024/wordml/sdtformatlock" xmlns:w16se="http://schemas.microsoft.com/office/word/2015/wordml/symex" xmlns:wpg="http://schemas.microsoft.com/office/word/2010/wordprocessingGroup" xmlns:wpi="http://schemas.microsoft.com/office/word/2010/wordprocessingInk" xmlns:wne="http://schemas.microsoft.com/office/word/2006/wordml" xmlns:wps="http://schemas.microsoft.com/office/word/2010/wordprocessingShape" mc:Ignorable="w14 w15 w16se w16cid w16 w16cex w16sdtdh w16sdtfl w16du wp14">
   <w:abstractNum w:abstractNumId="0" w15:restartNumberingAfterBreak="0">
     <w:nsid w:val="FFFFFF7C"/>
     <w:multiLevelType w:val="singleLevel"/>
@@ -2463,7 +2505,7 @@
 </file>
 
 <file path=word/styles.xml><?xml version="1.0" encoding="utf-8"?>
-<w:styles xmlns:mc="http://schemas.openxmlformats.org/markup-compatibility/2006" xmlns:r="http://schemas.openxmlformats.org/officeDocument/2006/relationships" xmlns:w="http://schemas.openxmlformats.org/wordprocessingml/2006/main" xmlns:w14="http://schemas.microsoft.com/office/word/2010/wordml" xmlns:w15="http://schemas.microsoft.com/office/word/2012/wordml" xmlns:w16cex="http://schemas.microsoft.com/office/word/2018/wordml/cex" xmlns:w16cid="http://schemas.microsoft.com/office/word/2016/wordml/cid" xmlns:w16="http://schemas.microsoft.com/office/word/2018/wordml" xmlns:w16sdtdh="http://schemas.microsoft.com/office/word/2020/wordml/sdtdatahash" xmlns:w16se="http://schemas.microsoft.com/office/word/2015/wordml/symex" mc:Ignorable="w14 w15 w16se w16cid w16 w16cex w16sdtdh">
+<w:styles xmlns:mc="http://schemas.openxmlformats.org/markup-compatibility/2006" xmlns:r="http://schemas.openxmlformats.org/officeDocument/2006/relationships" xmlns:w="http://schemas.openxmlformats.org/wordprocessingml/2006/main" xmlns:w14="http://schemas.microsoft.com/office/word/2010/wordml" xmlns:w15="http://schemas.microsoft.com/office/word/2012/wordml" xmlns:w16cex="http://schemas.microsoft.com/office/word/2018/wordml/cex" xmlns:w16cid="http://schemas.microsoft.com/office/word/2016/wordml/cid" xmlns:w16="http://schemas.microsoft.com/office/word/2018/wordml" xmlns:w16du="http://schemas.microsoft.com/office/word/2023/wordml/word16du" xmlns:w16sdtdh="http://schemas.microsoft.com/office/word/2020/wordml/sdtdatahash" xmlns:w16sdtfl="http://schemas.microsoft.com/office/word/2024/wordml/sdtformatlock" xmlns:w16se="http://schemas.microsoft.com/office/word/2015/wordml/symex" mc:Ignorable="w14 w15 w16se w16cid w16 w16cex w16sdtdh w16sdtfl w16du">
   <w:docDefaults>
     <w:rPrDefault>
       <w:rPr>

--- a/docs/KakuroGame_Use_Cases V2.docx
+++ b/docs/KakuroGame_Use_Cases V2.docx
@@ -1,6 +1,6 @@
 
 <file path=word/document.xml><?xml version="1.0" encoding="utf-8"?>
-<w:document xmlns:wpc="http://schemas.microsoft.com/office/word/2010/wordprocessingCanvas" xmlns:cx="http://schemas.microsoft.com/office/drawing/2014/chartex" xmlns:cx1="http://schemas.microsoft.com/office/drawing/2015/9/8/chartex" xmlns:cx2="http://schemas.microsoft.com/office/drawing/2015/10/21/chartex" xmlns:cx3="http://schemas.microsoft.com/office/drawing/2016/5/9/chartex" xmlns:cx4="http://schemas.microsoft.com/office/drawing/2016/5/10/chartex" xmlns:cx5="http://schemas.microsoft.com/office/drawing/2016/5/11/chartex" xmlns:cx6="http://schemas.microsoft.com/office/drawing/2016/5/12/chartex" xmlns:cx7="http://schemas.microsoft.com/office/drawing/2016/5/13/chartex" xmlns:cx8="http://schemas.microsoft.com/office/drawing/2016/5/14/chartex" xmlns:mc="http://schemas.openxmlformats.org/markup-compatibility/2006" xmlns:aink="http://schemas.microsoft.com/office/drawing/2016/ink" xmlns:am3d="http://schemas.microsoft.com/office/drawing/2017/model3d" xmlns:o="urn:schemas-microsoft-com:office:office" xmlns:oel="http://schemas.microsoft.com/office/2019/extlst" xmlns:r="http://schemas.openxmlformats.org/officeDocument/2006/relationships" xmlns:m="http://schemas.openxmlformats.org/officeDocument/2006/math" xmlns:v="urn:schemas-microsoft-com:vml" xmlns:wp14="http://schemas.microsoft.com/office/word/2010/wordprocessingDrawing" xmlns:wp="http://schemas.openxmlformats.org/drawingml/2006/wordprocessingDrawing" xmlns:w10="urn:schemas-microsoft-com:office:word" xmlns:w="http://schemas.openxmlformats.org/wordprocessingml/2006/main" xmlns:w14="http://schemas.microsoft.com/office/word/2010/wordml" xmlns:w15="http://schemas.microsoft.com/office/word/2012/wordml" xmlns:w16cex="http://schemas.microsoft.com/office/word/2018/wordml/cex" xmlns:w16cid="http://schemas.microsoft.com/office/word/2016/wordml/cid" xmlns:w16="http://schemas.microsoft.com/office/word/2018/wordml" xmlns:w16sdtdh="http://schemas.microsoft.com/office/word/2020/wordml/sdtdatahash" xmlns:w16se="http://schemas.microsoft.com/office/word/2015/wordml/symex" xmlns:wpg="http://schemas.microsoft.com/office/word/2010/wordprocessingGroup" xmlns:wpi="http://schemas.microsoft.com/office/word/2010/wordprocessingInk" xmlns:wne="http://schemas.microsoft.com/office/word/2006/wordml" xmlns:wps="http://schemas.microsoft.com/office/word/2010/wordprocessingShape" mc:Ignorable="w14 w15 w16se w16cid w16 w16cex w16sdtdh wp14">
+<w:document xmlns:wpc="http://schemas.microsoft.com/office/word/2010/wordprocessingCanvas" xmlns:cx="http://schemas.microsoft.com/office/drawing/2014/chartex" xmlns:cx1="http://schemas.microsoft.com/office/drawing/2015/9/8/chartex" xmlns:cx2="http://schemas.microsoft.com/office/drawing/2015/10/21/chartex" xmlns:cx3="http://schemas.microsoft.com/office/drawing/2016/5/9/chartex" xmlns:cx4="http://schemas.microsoft.com/office/drawing/2016/5/10/chartex" xmlns:cx5="http://schemas.microsoft.com/office/drawing/2016/5/11/chartex" xmlns:cx6="http://schemas.microsoft.com/office/drawing/2016/5/12/chartex" xmlns:cx7="http://schemas.microsoft.com/office/drawing/2016/5/13/chartex" xmlns:cx8="http://schemas.microsoft.com/office/drawing/2016/5/14/chartex" xmlns:mc="http://schemas.openxmlformats.org/markup-compatibility/2006" xmlns:aink="http://schemas.microsoft.com/office/drawing/2016/ink" xmlns:am3d="http://schemas.microsoft.com/office/drawing/2017/model3d" xmlns:o="urn:schemas-microsoft-com:office:office" xmlns:oel="http://schemas.microsoft.com/office/2019/extlst" xmlns:r="http://schemas.openxmlformats.org/officeDocument/2006/relationships" xmlns:m="http://schemas.openxmlformats.org/officeDocument/2006/math" xmlns:v="urn:schemas-microsoft-com:vml" xmlns:wp14="http://schemas.microsoft.com/office/word/2010/wordprocessingDrawing" xmlns:wp="http://schemas.openxmlformats.org/drawingml/2006/wordprocessingDrawing" xmlns:w10="urn:schemas-microsoft-com:office:word" xmlns:w="http://schemas.openxmlformats.org/wordprocessingml/2006/main" xmlns:w14="http://schemas.microsoft.com/office/word/2010/wordml" xmlns:w15="http://schemas.microsoft.com/office/word/2012/wordml" xmlns:w16cex="http://schemas.microsoft.com/office/word/2018/wordml/cex" xmlns:w16cid="http://schemas.microsoft.com/office/word/2016/wordml/cid" xmlns:w16="http://schemas.microsoft.com/office/word/2018/wordml" xmlns:w16du="http://schemas.microsoft.com/office/word/2023/wordml/word16du" xmlns:w16sdtdh="http://schemas.microsoft.com/office/word/2020/wordml/sdtdatahash" xmlns:w16sdtfl="http://schemas.microsoft.com/office/word/2024/wordml/sdtformatlock" xmlns:w16se="http://schemas.microsoft.com/office/word/2015/wordml/symex" xmlns:wpg="http://schemas.microsoft.com/office/word/2010/wordprocessingGroup" xmlns:wpi="http://schemas.microsoft.com/office/word/2010/wordprocessingInk" xmlns:wne="http://schemas.microsoft.com/office/word/2006/wordml" xmlns:wps="http://schemas.microsoft.com/office/word/2010/wordprocessingShape" mc:Ignorable="w14 w15 w16se w16cid w16 w16cex w16sdtdh w16sdtfl w16du wp14">
   <w:body>
     <w:p>
       <w:pPr>
@@ -276,27 +276,8 @@
         <w:rPr>
           <w:lang w:val="en-CA"/>
         </w:rPr>
-        <w:t xml:space="preserve">The Puzzle Leaderboard feature happens when the system checks whether a registered user’s puzzle result can be placed on the per-seed leaderboard after completing a puzzle. First, the system calculates the puzzle time, then it validates eligibility by confirming that the puzzle was solved </w:t>
+        <w:t xml:space="preserve">The leaderboard feature provides two competitive ranking systems: a per-seed leaderboard and a campaign leaderboard. The per-seed leaderboard displays the Top 5 fastest eligible solve times for each puzzle seed and is available only to registered users. The system retains only a player’s best time per seed and ensures stable ordering for tied times. The campaign leaderboard ranks the Top 5 fastest players who complete all 15 levels, with the campaign time calculated as the sum of individual puzzle times. Any use of the Show Solution feature permanently disqualifies a run from leaderboard eligibility. Guests may submit campaign results only by completing all levels in one session and signing up afterward.  </w:t>
       </w:r>
-      <w:r>
-        <w:rPr>
-          <w:lang w:val="en-CA"/>
-        </w:rPr>
-        <w:t>properly,</w:t>
-      </w:r>
-      <w:r>
-        <w:rPr>
-          <w:lang w:val="en-CA"/>
-        </w:rPr>
-        <w:t xml:space="preserve"> and that Show Solution was not used. After that, the system checks the top time by comparing the recorded result with the player’s previous best time for the same seed and with the current Top 5 leaderboard times. If the result is eligible and good enough, the system sets or updates the player’s leaderboard record while keeping only that player’s best time for the seed. If the result is not eligible or not fast enough, the system does not place the player on the Puzzle Leaderboard.</w:t>
-      </w:r>
-    </w:p>
-    <w:p>
-      <w:pPr>
-        <w:rPr>
-          <w:lang w:val="en-CA"/>
-        </w:rPr>
-      </w:pPr>
     </w:p>
     <w:p>
       <w:pPr>
@@ -403,7 +384,7 @@
 </file>
 
 <file path=word/numbering.xml><?xml version="1.0" encoding="utf-8"?>
-<w:numbering xmlns:wpc="http://schemas.microsoft.com/office/word/2010/wordprocessingCanvas" xmlns:cx="http://schemas.microsoft.com/office/drawing/2014/chartex" xmlns:cx1="http://schemas.microsoft.com/office/drawing/2015/9/8/chartex" xmlns:cx2="http://schemas.microsoft.com/office/drawing/2015/10/21/chartex" xmlns:cx3="http://schemas.microsoft.com/office/drawing/2016/5/9/chartex" xmlns:cx4="http://schemas.microsoft.com/office/drawing/2016/5/10/chartex" xmlns:cx5="http://schemas.microsoft.com/office/drawing/2016/5/11/chartex" xmlns:cx6="http://schemas.microsoft.com/office/drawing/2016/5/12/chartex" xmlns:cx7="http://schemas.microsoft.com/office/drawing/2016/5/13/chartex" xmlns:cx8="http://schemas.microsoft.com/office/drawing/2016/5/14/chartex" xmlns:mc="http://schemas.openxmlformats.org/markup-compatibility/2006" xmlns:aink="http://schemas.microsoft.com/office/drawing/2016/ink" xmlns:am3d="http://schemas.microsoft.com/office/drawing/2017/model3d" xmlns:o="urn:schemas-microsoft-com:office:office" xmlns:oel="http://schemas.microsoft.com/office/2019/extlst" xmlns:r="http://schemas.openxmlformats.org/officeDocument/2006/relationships" xmlns:m="http://schemas.openxmlformats.org/officeDocument/2006/math" xmlns:v="urn:schemas-microsoft-com:vml" xmlns:wp14="http://schemas.microsoft.com/office/word/2010/wordprocessingDrawing" xmlns:wp="http://schemas.openxmlformats.org/drawingml/2006/wordprocessingDrawing" xmlns:w10="urn:schemas-microsoft-com:office:word" xmlns:w="http://schemas.openxmlformats.org/wordprocessingml/2006/main" xmlns:w14="http://schemas.microsoft.com/office/word/2010/wordml" xmlns:w15="http://schemas.microsoft.com/office/word/2012/wordml" xmlns:w16cex="http://schemas.microsoft.com/office/word/2018/wordml/cex" xmlns:w16cid="http://schemas.microsoft.com/office/word/2016/wordml/cid" xmlns:w16="http://schemas.microsoft.com/office/word/2018/wordml" xmlns:w16sdtdh="http://schemas.microsoft.com/office/word/2020/wordml/sdtdatahash" xmlns:w16se="http://schemas.microsoft.com/office/word/2015/wordml/symex" xmlns:wpg="http://schemas.microsoft.com/office/word/2010/wordprocessingGroup" xmlns:wpi="http://schemas.microsoft.com/office/word/2010/wordprocessingInk" xmlns:wne="http://schemas.microsoft.com/office/word/2006/wordml" xmlns:wps="http://schemas.microsoft.com/office/word/2010/wordprocessingShape" mc:Ignorable="w14 w15 w16se w16cid w16 w16cex w16sdtdh wp14">
+<w:numbering xmlns:wpc="http://schemas.microsoft.com/office/word/2010/wordprocessingCanvas" xmlns:cx="http://schemas.microsoft.com/office/drawing/2014/chartex" xmlns:cx1="http://schemas.microsoft.com/office/drawing/2015/9/8/chartex" xmlns:cx2="http://schemas.microsoft.com/office/drawing/2015/10/21/chartex" xmlns:cx3="http://schemas.microsoft.com/office/drawing/2016/5/9/chartex" xmlns:cx4="http://schemas.microsoft.com/office/drawing/2016/5/10/chartex" xmlns:cx5="http://schemas.microsoft.com/office/drawing/2016/5/11/chartex" xmlns:cx6="http://schemas.microsoft.com/office/drawing/2016/5/12/chartex" xmlns:cx7="http://schemas.microsoft.com/office/drawing/2016/5/13/chartex" xmlns:cx8="http://schemas.microsoft.com/office/drawing/2016/5/14/chartex" xmlns:mc="http://schemas.openxmlformats.org/markup-compatibility/2006" xmlns:aink="http://schemas.microsoft.com/office/drawing/2016/ink" xmlns:am3d="http://schemas.microsoft.com/office/drawing/2017/model3d" xmlns:o="urn:schemas-microsoft-com:office:office" xmlns:oel="http://schemas.microsoft.com/office/2019/extlst" xmlns:r="http://schemas.openxmlformats.org/officeDocument/2006/relationships" xmlns:m="http://schemas.openxmlformats.org/officeDocument/2006/math" xmlns:v="urn:schemas-microsoft-com:vml" xmlns:wp14="http://schemas.microsoft.com/office/word/2010/wordprocessingDrawing" xmlns:wp="http://schemas.openxmlformats.org/drawingml/2006/wordprocessingDrawing" xmlns:w10="urn:schemas-microsoft-com:office:word" xmlns:w="http://schemas.openxmlformats.org/wordprocessingml/2006/main" xmlns:w14="http://schemas.microsoft.com/office/word/2010/wordml" xmlns:w15="http://schemas.microsoft.com/office/word/2012/wordml" xmlns:w16cex="http://schemas.microsoft.com/office/word/2018/wordml/cex" xmlns:w16cid="http://schemas.microsoft.com/office/word/2016/wordml/cid" xmlns:w16="http://schemas.microsoft.com/office/word/2018/wordml" xmlns:w16du="http://schemas.microsoft.com/office/word/2023/wordml/word16du" xmlns:w16sdtdh="http://schemas.microsoft.com/office/word/2020/wordml/sdtdatahash" xmlns:w16sdtfl="http://schemas.microsoft.com/office/word/2024/wordml/sdtformatlock" xmlns:w16se="http://schemas.microsoft.com/office/word/2015/wordml/symex" xmlns:wpg="http://schemas.microsoft.com/office/word/2010/wordprocessingGroup" xmlns:wpi="http://schemas.microsoft.com/office/word/2010/wordprocessingInk" xmlns:wne="http://schemas.microsoft.com/office/word/2006/wordml" xmlns:wps="http://schemas.microsoft.com/office/word/2010/wordprocessingShape" mc:Ignorable="w14 w15 w16se w16cid w16 w16cex w16sdtdh w16sdtfl w16du wp14">
   <w:abstractNum w:abstractNumId="0" w15:restartNumberingAfterBreak="0">
     <w:nsid w:val="FFFFFF7C"/>
     <w:multiLevelType w:val="singleLevel"/>
@@ -2524,7 +2505,7 @@
 </file>
 
 <file path=word/styles.xml><?xml version="1.0" encoding="utf-8"?>
-<w:styles xmlns:mc="http://schemas.openxmlformats.org/markup-compatibility/2006" xmlns:r="http://schemas.openxmlformats.org/officeDocument/2006/relationships" xmlns:w="http://schemas.openxmlformats.org/wordprocessingml/2006/main" xmlns:w14="http://schemas.microsoft.com/office/word/2010/wordml" xmlns:w15="http://schemas.microsoft.com/office/word/2012/wordml" xmlns:w16cex="http://schemas.microsoft.com/office/word/2018/wordml/cex" xmlns:w16cid="http://schemas.microsoft.com/office/word/2016/wordml/cid" xmlns:w16="http://schemas.microsoft.com/office/word/2018/wordml" xmlns:w16sdtdh="http://schemas.microsoft.com/office/word/2020/wordml/sdtdatahash" xmlns:w16se="http://schemas.microsoft.com/office/word/2015/wordml/symex" mc:Ignorable="w14 w15 w16se w16cid w16 w16cex w16sdtdh">
+<w:styles xmlns:mc="http://schemas.openxmlformats.org/markup-compatibility/2006" xmlns:r="http://schemas.openxmlformats.org/officeDocument/2006/relationships" xmlns:w="http://schemas.openxmlformats.org/wordprocessingml/2006/main" xmlns:w14="http://schemas.microsoft.com/office/word/2010/wordml" xmlns:w15="http://schemas.microsoft.com/office/word/2012/wordml" xmlns:w16cex="http://schemas.microsoft.com/office/word/2018/wordml/cex" xmlns:w16cid="http://schemas.microsoft.com/office/word/2016/wordml/cid" xmlns:w16="http://schemas.microsoft.com/office/word/2018/wordml" xmlns:w16du="http://schemas.microsoft.com/office/word/2023/wordml/word16du" xmlns:w16sdtdh="http://schemas.microsoft.com/office/word/2020/wordml/sdtdatahash" xmlns:w16sdtfl="http://schemas.microsoft.com/office/word/2024/wordml/sdtformatlock" xmlns:w16se="http://schemas.microsoft.com/office/word/2015/wordml/symex" mc:Ignorable="w14 w15 w16se w16cid w16 w16cex w16sdtdh w16sdtfl w16du">
   <w:docDefaults>
     <w:rPrDefault>
       <w:rPr>
@@ -3126,6 +3107,7 @@
   <w:style w:type="character" w:default="1" w:styleId="DefaultParagraphFont">
     <w:name w:val="Default Paragraph Font"/>
     <w:uiPriority w:val="1"/>
+    <w:semiHidden/>
     <w:unhideWhenUsed/>
   </w:style>
   <w:style w:type="table" w:default="1" w:styleId="TableNormal">

--- a/docs/KakuroGame_Use_Cases V2.docx
+++ b/docs/KakuroGame_Use_Cases V2.docx
@@ -1,6 +1,6 @@
 
 <file path=word/document.xml><?xml version="1.0" encoding="utf-8"?>
-<w:document xmlns:wpc="http://schemas.microsoft.com/office/word/2010/wordprocessingCanvas" xmlns:cx="http://schemas.microsoft.com/office/drawing/2014/chartex" xmlns:cx1="http://schemas.microsoft.com/office/drawing/2015/9/8/chartex" xmlns:cx2="http://schemas.microsoft.com/office/drawing/2015/10/21/chartex" xmlns:cx3="http://schemas.microsoft.com/office/drawing/2016/5/9/chartex" xmlns:cx4="http://schemas.microsoft.com/office/drawing/2016/5/10/chartex" xmlns:cx5="http://schemas.microsoft.com/office/drawing/2016/5/11/chartex" xmlns:cx6="http://schemas.microsoft.com/office/drawing/2016/5/12/chartex" xmlns:cx7="http://schemas.microsoft.com/office/drawing/2016/5/13/chartex" xmlns:cx8="http://schemas.microsoft.com/office/drawing/2016/5/14/chartex" xmlns:mc="http://schemas.openxmlformats.org/markup-compatibility/2006" xmlns:aink="http://schemas.microsoft.com/office/drawing/2016/ink" xmlns:am3d="http://schemas.microsoft.com/office/drawing/2017/model3d" xmlns:o="urn:schemas-microsoft-com:office:office" xmlns:oel="http://schemas.microsoft.com/office/2019/extlst" xmlns:r="http://schemas.openxmlformats.org/officeDocument/2006/relationships" xmlns:m="http://schemas.openxmlformats.org/officeDocument/2006/math" xmlns:v="urn:schemas-microsoft-com:vml" xmlns:wp14="http://schemas.microsoft.com/office/word/2010/wordprocessingDrawing" xmlns:wp="http://schemas.openxmlformats.org/drawingml/2006/wordprocessingDrawing" xmlns:w10="urn:schemas-microsoft-com:office:word" xmlns:w="http://schemas.openxmlformats.org/wordprocessingml/2006/main" xmlns:w14="http://schemas.microsoft.com/office/word/2010/wordml" xmlns:w15="http://schemas.microsoft.com/office/word/2012/wordml" xmlns:w16cex="http://schemas.microsoft.com/office/word/2018/wordml/cex" xmlns:w16cid="http://schemas.microsoft.com/office/word/2016/wordml/cid" xmlns:w16="http://schemas.microsoft.com/office/word/2018/wordml" xmlns:w16du="http://schemas.microsoft.com/office/word/2023/wordml/word16du" xmlns:w16sdtdh="http://schemas.microsoft.com/office/word/2020/wordml/sdtdatahash" xmlns:w16sdtfl="http://schemas.microsoft.com/office/word/2024/wordml/sdtformatlock" xmlns:w16se="http://schemas.microsoft.com/office/word/2015/wordml/symex" xmlns:wpg="http://schemas.microsoft.com/office/word/2010/wordprocessingGroup" xmlns:wpi="http://schemas.microsoft.com/office/word/2010/wordprocessingInk" xmlns:wne="http://schemas.microsoft.com/office/word/2006/wordml" xmlns:wps="http://schemas.microsoft.com/office/word/2010/wordprocessingShape" mc:Ignorable="w14 w15 w16se w16cid w16 w16cex w16sdtdh w16sdtfl w16du wp14">
+<w:document xmlns:wpc="http://schemas.microsoft.com/office/word/2010/wordprocessingCanvas" xmlns:cx="http://schemas.microsoft.com/office/drawing/2014/chartex" xmlns:cx1="http://schemas.microsoft.com/office/drawing/2015/9/8/chartex" xmlns:cx2="http://schemas.microsoft.com/office/drawing/2015/10/21/chartex" xmlns:cx3="http://schemas.microsoft.com/office/drawing/2016/5/9/chartex" xmlns:cx4="http://schemas.microsoft.com/office/drawing/2016/5/10/chartex" xmlns:cx5="http://schemas.microsoft.com/office/drawing/2016/5/11/chartex" xmlns:cx6="http://schemas.microsoft.com/office/drawing/2016/5/12/chartex" xmlns:cx7="http://schemas.microsoft.com/office/drawing/2016/5/13/chartex" xmlns:cx8="http://schemas.microsoft.com/office/drawing/2016/5/14/chartex" xmlns:mc="http://schemas.openxmlformats.org/markup-compatibility/2006" xmlns:aink="http://schemas.microsoft.com/office/drawing/2016/ink" xmlns:am3d="http://schemas.microsoft.com/office/drawing/2017/model3d" xmlns:o="urn:schemas-microsoft-com:office:office" xmlns:oel="http://schemas.microsoft.com/office/2019/extlst" xmlns:r="http://schemas.openxmlformats.org/officeDocument/2006/relationships" xmlns:m="http://schemas.openxmlformats.org/officeDocument/2006/math" xmlns:v="urn:schemas-microsoft-com:vml" xmlns:wp14="http://schemas.microsoft.com/office/word/2010/wordprocessingDrawing" xmlns:wp="http://schemas.openxmlformats.org/drawingml/2006/wordprocessingDrawing" xmlns:w10="urn:schemas-microsoft-com:office:word" xmlns:w="http://schemas.openxmlformats.org/wordprocessingml/2006/main" xmlns:w14="http://schemas.microsoft.com/office/word/2010/wordml" xmlns:w15="http://schemas.microsoft.com/office/word/2012/wordml" xmlns:w16cex="http://schemas.microsoft.com/office/word/2018/wordml/cex" xmlns:w16cid="http://schemas.microsoft.com/office/word/2016/wordml/cid" xmlns:w16="http://schemas.microsoft.com/office/word/2018/wordml" xmlns:w16sdtdh="http://schemas.microsoft.com/office/word/2020/wordml/sdtdatahash" xmlns:w16se="http://schemas.microsoft.com/office/word/2015/wordml/symex" xmlns:wpg="http://schemas.microsoft.com/office/word/2010/wordprocessingGroup" xmlns:wpi="http://schemas.microsoft.com/office/word/2010/wordprocessingInk" xmlns:wne="http://schemas.microsoft.com/office/word/2006/wordml" xmlns:wps="http://schemas.microsoft.com/office/word/2010/wordprocessingShape" mc:Ignorable="w14 w15 w16se w16cid w16 w16cex w16sdtdh wp14">
   <w:body>
     <w:p>
       <w:pPr>
@@ -32,21 +32,7 @@
         <w:rPr>
           <w:lang w:val="en-CA"/>
         </w:rPr>
-        <w:t xml:space="preserve">The Login feature allows registered users to authenticate using email and password and access their saved progression in the </w:t>
-      </w:r>
-      <w:proofErr w:type="spellStart"/>
-      <w:r>
-        <w:rPr>
-          <w:lang w:val="en-CA"/>
-        </w:rPr>
-        <w:t>KakuroGame</w:t>
-      </w:r>
-      <w:proofErr w:type="spellEnd"/>
-      <w:r>
-        <w:rPr>
-          <w:lang w:val="en-CA"/>
-        </w:rPr>
-        <w:t xml:space="preserve"> system. After a successful login, the system restores the player’s last unlocked level, so they can continue the campaign without restarting from Level 1-1. The game does not save the current puzzle grid or timer mid-run. If a logged-in user leaves during a puzzle, that specific attempt/run is lost, but their overall progression (unlocked levels) remains intact. Logged-in users also gain access to leaderboard submissions and features such as starting a New Run, while keeping their previously earned leaderboard records.</w:t>
+        <w:t>The Login feature allows registered users to authenticate using email and password and access their saved progression in the KakuroGame system. After a successful login, the system restores the player’s last unlocked level, so they can continue the campaign without restarting from Level 1-1. The game does not save the current puzzle grid or timer mid-run. If a logged-in user leaves during a puzzle, that specific attempt/run is lost, but their overall progression (unlocked levels) remains intact. Logged-in users also gain access to leaderboard submissions and features such as starting a New Run, while keeping their previously earned leaderboard records.</w:t>
       </w:r>
     </w:p>
     <w:p>
@@ -74,35 +60,7 @@
         <w:rPr>
           <w:lang w:val="en-CA"/>
         </w:rPr>
-        <w:t xml:space="preserve">The </w:t>
-      </w:r>
-      <w:proofErr w:type="gramStart"/>
-      <w:r>
-        <w:rPr>
-          <w:lang w:val="en-CA"/>
-        </w:rPr>
-        <w:t>Sign Up</w:t>
-      </w:r>
-      <w:proofErr w:type="gramEnd"/>
-      <w:r>
-        <w:rPr>
-          <w:lang w:val="en-CA"/>
-        </w:rPr>
-        <w:t xml:space="preserve"> feature enables guest players to create an account and convert their temporary session progress into permanent saved progress. The sign-up form requires name, email, password, and confirm password (password confirmation must match</w:t>
-      </w:r>
-      <w:proofErr w:type="gramStart"/>
-      <w:r>
-        <w:rPr>
-          <w:lang w:val="en-CA"/>
-        </w:rPr>
-        <w:t>).Guests</w:t>
-      </w:r>
-      <w:proofErr w:type="gramEnd"/>
-      <w:r>
-        <w:rPr>
-          <w:lang w:val="en-CA"/>
-        </w:rPr>
-        <w:t xml:space="preserve"> may be prompted to sign up after completing a puzzle or finishing a campaign run. When a guest signs up, the system uploads their session data to the database and recalculates the official elapsed time using stored timestamps to ensure fairness. If a guest completes a full 15-level campaign in one sitting and signs up afterward, their campaign leaderboard submission is created under the new account. Signing up allows players to preserve progress across sessions and participate in leaderboard rankings.</w:t>
+        <w:t>The Sign Up feature enables guest players to create an account and convert their temporary session progress into permanent saved progress. The sign-up form requires name, email, password, and confirm password (password confirmation must match).Guests may be prompted to sign up after completing a puzzle or finishing a campaign run. When a guest signs up, the system uploads their session data to the database and recalculates the official elapsed time using stored timestamps to ensure fairness. If a guest completes a full 15-level campaign in one sitting and signs up afterward, their campaign leaderboard submission is created under the new account. Signing up allows players to preserve progress across sessions and participate in leaderboard rankings.</w:t>
       </w:r>
     </w:p>
     <w:p>
@@ -356,21 +314,47 @@
         <w:rPr>
           <w:lang w:val="en-CA"/>
         </w:rPr>
-        <w:t xml:space="preserve">The restart puzzle feature allows players to abandon the current puzzle attempt and immediately start a new attempt within the same level. Restarting clears all cell inputs, resets the timer, and loads a different puzzle from the same level when </w:t>
+        <w:t xml:space="preserve">The restart puzzle feature allows players to abandon the current puzzle attempt and immediately start a new attempt within the same level. Restarting clears all cell inputs, resets the timer, and loads a different puzzle from the same level when possible to prevent players from memorizing solutions and achieving unfairly fast times. If only one puzzle exists in the level, the system reloads the same puzzle. Restarting a puzzle discards the current attempt entirely but does not affect the player’s overall campaign progression or unlocked levels.  </w:t>
       </w:r>
-      <w:proofErr w:type="gramStart"/>
+    </w:p>
+    <w:p>
+      <w:pPr>
+        <w:rPr>
+          <w:lang w:val="en-CA"/>
+        </w:rPr>
+      </w:pPr>
+    </w:p>
+    <w:p>
+      <w:pPr>
+        <w:rPr>
+          <w:lang w:val="en-CA"/>
+        </w:rPr>
+      </w:pPr>
       <w:r>
         <w:rPr>
           <w:lang w:val="en-CA"/>
         </w:rPr>
-        <w:t>possible</w:t>
+        <w:t xml:space="preserve">Play Campaign </w:t>
       </w:r>
-      <w:proofErr w:type="gramEnd"/>
+    </w:p>
+    <w:p>
+      <w:pPr>
+        <w:rPr>
+          <w:lang w:val="en-CA"/>
+        </w:rPr>
+      </w:pPr>
+    </w:p>
+    <w:p>
+      <w:pPr>
+        <w:rPr>
+          <w:lang w:val="en-CA"/>
+        </w:rPr>
+      </w:pPr>
       <w:r>
         <w:rPr>
           <w:lang w:val="en-CA"/>
         </w:rPr>
-        <w:t xml:space="preserve"> to prevent players from memorizing solutions and achieving unfairly fast times. If only one puzzle exists in the level, the system reloads the same puzzle. Restarting a puzzle discards the current attempt entirely but does not affect the player’s overall campaign progression or unlocked levels.  </w:t>
+        <w:t>The Play Campaign feature allows logged-in users to play through the KakuroGame campaign while keeping their long-term progression saved in the system. The campaign consists of 15 levels across 3 difficulty stages, and each level loads a random puzzle from that level’s pool while avoiding immediate repetition when possible. When all puzzles are solved, campaign time is calculated, the leaderboard for the campaign is displayed. The system saves only the user’s last unlocked level, not the current puzzle grid or timer, so a user who leaves mid-puzzle loses that attempt but keeps their campaign progression. If Show Solution is used at any point during the run, the user may still continue the campaign, but that campaign attempt becomes ineligible for the campaign leaderboard.</w:t>
       </w:r>
     </w:p>
     <w:sectPr>
@@ -384,7 +368,7 @@
 </file>
 
 <file path=word/numbering.xml><?xml version="1.0" encoding="utf-8"?>
-<w:numbering xmlns:wpc="http://schemas.microsoft.com/office/word/2010/wordprocessingCanvas" xmlns:cx="http://schemas.microsoft.com/office/drawing/2014/chartex" xmlns:cx1="http://schemas.microsoft.com/office/drawing/2015/9/8/chartex" xmlns:cx2="http://schemas.microsoft.com/office/drawing/2015/10/21/chartex" xmlns:cx3="http://schemas.microsoft.com/office/drawing/2016/5/9/chartex" xmlns:cx4="http://schemas.microsoft.com/office/drawing/2016/5/10/chartex" xmlns:cx5="http://schemas.microsoft.com/office/drawing/2016/5/11/chartex" xmlns:cx6="http://schemas.microsoft.com/office/drawing/2016/5/12/chartex" xmlns:cx7="http://schemas.microsoft.com/office/drawing/2016/5/13/chartex" xmlns:cx8="http://schemas.microsoft.com/office/drawing/2016/5/14/chartex" xmlns:mc="http://schemas.openxmlformats.org/markup-compatibility/2006" xmlns:aink="http://schemas.microsoft.com/office/drawing/2016/ink" xmlns:am3d="http://schemas.microsoft.com/office/drawing/2017/model3d" xmlns:o="urn:schemas-microsoft-com:office:office" xmlns:oel="http://schemas.microsoft.com/office/2019/extlst" xmlns:r="http://schemas.openxmlformats.org/officeDocument/2006/relationships" xmlns:m="http://schemas.openxmlformats.org/officeDocument/2006/math" xmlns:v="urn:schemas-microsoft-com:vml" xmlns:wp14="http://schemas.microsoft.com/office/word/2010/wordprocessingDrawing" xmlns:wp="http://schemas.openxmlformats.org/drawingml/2006/wordprocessingDrawing" xmlns:w10="urn:schemas-microsoft-com:office:word" xmlns:w="http://schemas.openxmlformats.org/wordprocessingml/2006/main" xmlns:w14="http://schemas.microsoft.com/office/word/2010/wordml" xmlns:w15="http://schemas.microsoft.com/office/word/2012/wordml" xmlns:w16cex="http://schemas.microsoft.com/office/word/2018/wordml/cex" xmlns:w16cid="http://schemas.microsoft.com/office/word/2016/wordml/cid" xmlns:w16="http://schemas.microsoft.com/office/word/2018/wordml" xmlns:w16du="http://schemas.microsoft.com/office/word/2023/wordml/word16du" xmlns:w16sdtdh="http://schemas.microsoft.com/office/word/2020/wordml/sdtdatahash" xmlns:w16sdtfl="http://schemas.microsoft.com/office/word/2024/wordml/sdtformatlock" xmlns:w16se="http://schemas.microsoft.com/office/word/2015/wordml/symex" xmlns:wpg="http://schemas.microsoft.com/office/word/2010/wordprocessingGroup" xmlns:wpi="http://schemas.microsoft.com/office/word/2010/wordprocessingInk" xmlns:wne="http://schemas.microsoft.com/office/word/2006/wordml" xmlns:wps="http://schemas.microsoft.com/office/word/2010/wordprocessingShape" mc:Ignorable="w14 w15 w16se w16cid w16 w16cex w16sdtdh w16sdtfl w16du wp14">
+<w:numbering xmlns:wpc="http://schemas.microsoft.com/office/word/2010/wordprocessingCanvas" xmlns:cx="http://schemas.microsoft.com/office/drawing/2014/chartex" xmlns:cx1="http://schemas.microsoft.com/office/drawing/2015/9/8/chartex" xmlns:cx2="http://schemas.microsoft.com/office/drawing/2015/10/21/chartex" xmlns:cx3="http://schemas.microsoft.com/office/drawing/2016/5/9/chartex" xmlns:cx4="http://schemas.microsoft.com/office/drawing/2016/5/10/chartex" xmlns:cx5="http://schemas.microsoft.com/office/drawing/2016/5/11/chartex" xmlns:cx6="http://schemas.microsoft.com/office/drawing/2016/5/12/chartex" xmlns:cx7="http://schemas.microsoft.com/office/drawing/2016/5/13/chartex" xmlns:cx8="http://schemas.microsoft.com/office/drawing/2016/5/14/chartex" xmlns:mc="http://schemas.openxmlformats.org/markup-compatibility/2006" xmlns:aink="http://schemas.microsoft.com/office/drawing/2016/ink" xmlns:am3d="http://schemas.microsoft.com/office/drawing/2017/model3d" xmlns:o="urn:schemas-microsoft-com:office:office" xmlns:oel="http://schemas.microsoft.com/office/2019/extlst" xmlns:r="http://schemas.openxmlformats.org/officeDocument/2006/relationships" xmlns:m="http://schemas.openxmlformats.org/officeDocument/2006/math" xmlns:v="urn:schemas-microsoft-com:vml" xmlns:wp14="http://schemas.microsoft.com/office/word/2010/wordprocessingDrawing" xmlns:wp="http://schemas.openxmlformats.org/drawingml/2006/wordprocessingDrawing" xmlns:w10="urn:schemas-microsoft-com:office:word" xmlns:w="http://schemas.openxmlformats.org/wordprocessingml/2006/main" xmlns:w14="http://schemas.microsoft.com/office/word/2010/wordml" xmlns:w15="http://schemas.microsoft.com/office/word/2012/wordml" xmlns:w16cex="http://schemas.microsoft.com/office/word/2018/wordml/cex" xmlns:w16cid="http://schemas.microsoft.com/office/word/2016/wordml/cid" xmlns:w16="http://schemas.microsoft.com/office/word/2018/wordml" xmlns:w16sdtdh="http://schemas.microsoft.com/office/word/2020/wordml/sdtdatahash" xmlns:w16se="http://schemas.microsoft.com/office/word/2015/wordml/symex" xmlns:wpg="http://schemas.microsoft.com/office/word/2010/wordprocessingGroup" xmlns:wpi="http://schemas.microsoft.com/office/word/2010/wordprocessingInk" xmlns:wne="http://schemas.microsoft.com/office/word/2006/wordml" xmlns:wps="http://schemas.microsoft.com/office/word/2010/wordprocessingShape" mc:Ignorable="w14 w15 w16se w16cid w16 w16cex w16sdtdh wp14">
   <w:abstractNum w:abstractNumId="0" w15:restartNumberingAfterBreak="0">
     <w:nsid w:val="FFFFFF7C"/>
     <w:multiLevelType w:val="singleLevel"/>
@@ -2505,7 +2489,7 @@
 </file>
 
 <file path=word/styles.xml><?xml version="1.0" encoding="utf-8"?>
-<w:styles xmlns:mc="http://schemas.openxmlformats.org/markup-compatibility/2006" xmlns:r="http://schemas.openxmlformats.org/officeDocument/2006/relationships" xmlns:w="http://schemas.openxmlformats.org/wordprocessingml/2006/main" xmlns:w14="http://schemas.microsoft.com/office/word/2010/wordml" xmlns:w15="http://schemas.microsoft.com/office/word/2012/wordml" xmlns:w16cex="http://schemas.microsoft.com/office/word/2018/wordml/cex" xmlns:w16cid="http://schemas.microsoft.com/office/word/2016/wordml/cid" xmlns:w16="http://schemas.microsoft.com/office/word/2018/wordml" xmlns:w16du="http://schemas.microsoft.com/office/word/2023/wordml/word16du" xmlns:w16sdtdh="http://schemas.microsoft.com/office/word/2020/wordml/sdtdatahash" xmlns:w16sdtfl="http://schemas.microsoft.com/office/word/2024/wordml/sdtformatlock" xmlns:w16se="http://schemas.microsoft.com/office/word/2015/wordml/symex" mc:Ignorable="w14 w15 w16se w16cid w16 w16cex w16sdtdh w16sdtfl w16du">
+<w:styles xmlns:mc="http://schemas.openxmlformats.org/markup-compatibility/2006" xmlns:r="http://schemas.openxmlformats.org/officeDocument/2006/relationships" xmlns:w="http://schemas.openxmlformats.org/wordprocessingml/2006/main" xmlns:w14="http://schemas.microsoft.com/office/word/2010/wordml" xmlns:w15="http://schemas.microsoft.com/office/word/2012/wordml" xmlns:w16cex="http://schemas.microsoft.com/office/word/2018/wordml/cex" xmlns:w16cid="http://schemas.microsoft.com/office/word/2016/wordml/cid" xmlns:w16="http://schemas.microsoft.com/office/word/2018/wordml" xmlns:w16sdtdh="http://schemas.microsoft.com/office/word/2020/wordml/sdtdatahash" xmlns:w16se="http://schemas.microsoft.com/office/word/2015/wordml/symex" mc:Ignorable="w14 w15 w16se w16cid w16 w16cex w16sdtdh">
   <w:docDefaults>
     <w:rPrDefault>
       <w:rPr>

--- a/docs/KakuroGame_Use_Cases V2.docx
+++ b/docs/KakuroGame_Use_Cases V2.docx
@@ -1,6 +1,6 @@
 
 <file path=word/document.xml><?xml version="1.0" encoding="utf-8"?>
-<w:document xmlns:wpc="http://schemas.microsoft.com/office/word/2010/wordprocessingCanvas" xmlns:cx="http://schemas.microsoft.com/office/drawing/2014/chartex" xmlns:cx1="http://schemas.microsoft.com/office/drawing/2015/9/8/chartex" xmlns:cx2="http://schemas.microsoft.com/office/drawing/2015/10/21/chartex" xmlns:cx3="http://schemas.microsoft.com/office/drawing/2016/5/9/chartex" xmlns:cx4="http://schemas.microsoft.com/office/drawing/2016/5/10/chartex" xmlns:cx5="http://schemas.microsoft.com/office/drawing/2016/5/11/chartex" xmlns:cx6="http://schemas.microsoft.com/office/drawing/2016/5/12/chartex" xmlns:cx7="http://schemas.microsoft.com/office/drawing/2016/5/13/chartex" xmlns:cx8="http://schemas.microsoft.com/office/drawing/2016/5/14/chartex" xmlns:mc="http://schemas.openxmlformats.org/markup-compatibility/2006" xmlns:aink="http://schemas.microsoft.com/office/drawing/2016/ink" xmlns:am3d="http://schemas.microsoft.com/office/drawing/2017/model3d" xmlns:o="urn:schemas-microsoft-com:office:office" xmlns:oel="http://schemas.microsoft.com/office/2019/extlst" xmlns:r="http://schemas.openxmlformats.org/officeDocument/2006/relationships" xmlns:m="http://schemas.openxmlformats.org/officeDocument/2006/math" xmlns:v="urn:schemas-microsoft-com:vml" xmlns:wp14="http://schemas.microsoft.com/office/word/2010/wordprocessingDrawing" xmlns:wp="http://schemas.openxmlformats.org/drawingml/2006/wordprocessingDrawing" xmlns:w10="urn:schemas-microsoft-com:office:word" xmlns:w="http://schemas.openxmlformats.org/wordprocessingml/2006/main" xmlns:w14="http://schemas.microsoft.com/office/word/2010/wordml" xmlns:w15="http://schemas.microsoft.com/office/word/2012/wordml" xmlns:w16cex="http://schemas.microsoft.com/office/word/2018/wordml/cex" xmlns:w16cid="http://schemas.microsoft.com/office/word/2016/wordml/cid" xmlns:w16="http://schemas.microsoft.com/office/word/2018/wordml" xmlns:w16sdtdh="http://schemas.microsoft.com/office/word/2020/wordml/sdtdatahash" xmlns:w16se="http://schemas.microsoft.com/office/word/2015/wordml/symex" xmlns:wpg="http://schemas.microsoft.com/office/word/2010/wordprocessingGroup" xmlns:wpi="http://schemas.microsoft.com/office/word/2010/wordprocessingInk" xmlns:wne="http://schemas.microsoft.com/office/word/2006/wordml" xmlns:wps="http://schemas.microsoft.com/office/word/2010/wordprocessingShape" mc:Ignorable="w14 w15 w16se w16cid w16 w16cex w16sdtdh wp14">
+<w:document xmlns:wpc="http://schemas.microsoft.com/office/word/2010/wordprocessingCanvas" xmlns:cx="http://schemas.microsoft.com/office/drawing/2014/chartex" xmlns:cx1="http://schemas.microsoft.com/office/drawing/2015/9/8/chartex" xmlns:cx2="http://schemas.microsoft.com/office/drawing/2015/10/21/chartex" xmlns:cx3="http://schemas.microsoft.com/office/drawing/2016/5/9/chartex" xmlns:cx4="http://schemas.microsoft.com/office/drawing/2016/5/10/chartex" xmlns:cx5="http://schemas.microsoft.com/office/drawing/2016/5/11/chartex" xmlns:cx6="http://schemas.microsoft.com/office/drawing/2016/5/12/chartex" xmlns:cx7="http://schemas.microsoft.com/office/drawing/2016/5/13/chartex" xmlns:cx8="http://schemas.microsoft.com/office/drawing/2016/5/14/chartex" xmlns:mc="http://schemas.openxmlformats.org/markup-compatibility/2006" xmlns:aink="http://schemas.microsoft.com/office/drawing/2016/ink" xmlns:am3d="http://schemas.microsoft.com/office/drawing/2017/model3d" xmlns:o="urn:schemas-microsoft-com:office:office" xmlns:oel="http://schemas.microsoft.com/office/2019/extlst" xmlns:r="http://schemas.openxmlformats.org/officeDocument/2006/relationships" xmlns:m="http://schemas.openxmlformats.org/officeDocument/2006/math" xmlns:v="urn:schemas-microsoft-com:vml" xmlns:wp14="http://schemas.microsoft.com/office/word/2010/wordprocessingDrawing" xmlns:wp="http://schemas.openxmlformats.org/drawingml/2006/wordprocessingDrawing" xmlns:w10="urn:schemas-microsoft-com:office:word" xmlns:w="http://schemas.openxmlformats.org/wordprocessingml/2006/main" xmlns:w14="http://schemas.microsoft.com/office/word/2010/wordml" xmlns:w15="http://schemas.microsoft.com/office/word/2012/wordml" xmlns:w16cex="http://schemas.microsoft.com/office/word/2018/wordml/cex" xmlns:w16cid="http://schemas.microsoft.com/office/word/2016/wordml/cid" xmlns:w16="http://schemas.microsoft.com/office/word/2018/wordml" xmlns:w16du="http://schemas.microsoft.com/office/word/2023/wordml/word16du" xmlns:w16sdtdh="http://schemas.microsoft.com/office/word/2020/wordml/sdtdatahash" xmlns:w16sdtfl="http://schemas.microsoft.com/office/word/2024/wordml/sdtformatlock" xmlns:w16se="http://schemas.microsoft.com/office/word/2015/wordml/symex" xmlns:wpg="http://schemas.microsoft.com/office/word/2010/wordprocessingGroup" xmlns:wpi="http://schemas.microsoft.com/office/word/2010/wordprocessingInk" xmlns:wne="http://schemas.microsoft.com/office/word/2006/wordml" xmlns:wps="http://schemas.microsoft.com/office/word/2010/wordprocessingShape" mc:Ignorable="w14 w15 w16se w16cid w16 w16cex w16sdtdh w16sdtfl w16du wp14">
   <w:body>
     <w:p>
       <w:pPr>
@@ -32,7 +32,21 @@
         <w:rPr>
           <w:lang w:val="en-CA"/>
         </w:rPr>
-        <w:t>The Login feature allows registered users to authenticate using email and password and access their saved progression in the KakuroGame system. After a successful login, the system restores the player’s last unlocked level, so they can continue the campaign without restarting from Level 1-1. The game does not save the current puzzle grid or timer mid-run. If a logged-in user leaves during a puzzle, that specific attempt/run is lost, but their overall progression (unlocked levels) remains intact. Logged-in users also gain access to leaderboard submissions and features such as starting a New Run, while keeping their previously earned leaderboard records.</w:t>
+        <w:t xml:space="preserve">The Login feature allows registered users to authenticate using email and password and access their saved progression in the </w:t>
+      </w:r>
+      <w:proofErr w:type="spellStart"/>
+      <w:r>
+        <w:rPr>
+          <w:lang w:val="en-CA"/>
+        </w:rPr>
+        <w:t>KakuroGame</w:t>
+      </w:r>
+      <w:proofErr w:type="spellEnd"/>
+      <w:r>
+        <w:rPr>
+          <w:lang w:val="en-CA"/>
+        </w:rPr>
+        <w:t xml:space="preserve"> system. After a successful login, the system restores the player’s last unlocked level, so they can continue the campaign without restarting from Level 1-1. The game does not save the current puzzle grid or timer mid-run. If a logged-in user leaves during a puzzle, that specific attempt/run is lost, but their overall progression (unlocked levels) remains intact. Logged-in users also gain access to leaderboard submissions and features such as starting a New Run, while keeping their previously earned leaderboard records.</w:t>
       </w:r>
     </w:p>
     <w:p>
@@ -60,7 +74,35 @@
         <w:rPr>
           <w:lang w:val="en-CA"/>
         </w:rPr>
-        <w:t>The Sign Up feature enables guest players to create an account and convert their temporary session progress into permanent saved progress. The sign-up form requires name, email, password, and confirm password (password confirmation must match).Guests may be prompted to sign up after completing a puzzle or finishing a campaign run. When a guest signs up, the system uploads their session data to the database and recalculates the official elapsed time using stored timestamps to ensure fairness. If a guest completes a full 15-level campaign in one sitting and signs up afterward, their campaign leaderboard submission is created under the new account. Signing up allows players to preserve progress across sessions and participate in leaderboard rankings.</w:t>
+        <w:t xml:space="preserve">The </w:t>
+      </w:r>
+      <w:proofErr w:type="gramStart"/>
+      <w:r>
+        <w:rPr>
+          <w:lang w:val="en-CA"/>
+        </w:rPr>
+        <w:t>Sign Up</w:t>
+      </w:r>
+      <w:proofErr w:type="gramEnd"/>
+      <w:r>
+        <w:rPr>
+          <w:lang w:val="en-CA"/>
+        </w:rPr>
+        <w:t xml:space="preserve"> feature enables guest players to create an account and convert their temporary session progress into permanent saved progress. The sign-up form requires name, email, password, and confirm password (password confirmation must match</w:t>
+      </w:r>
+      <w:proofErr w:type="gramStart"/>
+      <w:r>
+        <w:rPr>
+          <w:lang w:val="en-CA"/>
+        </w:rPr>
+        <w:t>).Guests</w:t>
+      </w:r>
+      <w:proofErr w:type="gramEnd"/>
+      <w:r>
+        <w:rPr>
+          <w:lang w:val="en-CA"/>
+        </w:rPr>
+        <w:t xml:space="preserve"> may be prompted to sign up after completing a puzzle or finishing a campaign run. When a guest signs up, the system uploads their session data to the database and recalculates the official elapsed time using stored timestamps to ensure fairness. If a guest completes a full 15-level campaign in one sitting and signs up afterward, their campaign leaderboard submission is created under the new account. Signing up allows players to preserve progress across sessions and participate in leaderboard rankings.</w:t>
       </w:r>
     </w:p>
     <w:p>
@@ -274,47 +316,7 @@
         <w:rPr>
           <w:lang w:val="en-CA"/>
         </w:rPr>
-        <w:t xml:space="preserve">The New Run feature allows logged-in users to restart the campaign from Level 1-1 at any time. When initiated, the system clears the current campaign attempt, including level progression, accumulated times, and eligibility status, and starts a fresh run with a new timer flow. Existing leaderboard records are preserved and are not deleted. Because this action permanently discards the current run’s progress, the system displays a confirmation warning before proceeding. New Run ensures fair competition by separating past completed runs from newly started campaign attempts.  </w:t>
-      </w:r>
-    </w:p>
-    <w:p>
-      <w:pPr>
-        <w:rPr>
-          <w:lang w:val="en-CA"/>
-        </w:rPr>
-      </w:pPr>
-    </w:p>
-    <w:p>
-      <w:pPr>
-        <w:rPr>
-          <w:lang w:val="en-CA"/>
-        </w:rPr>
-      </w:pPr>
-      <w:r>
-        <w:rPr>
-          <w:lang w:val="en-CA"/>
-        </w:rPr>
-        <w:t>Restart Puzzle</w:t>
-      </w:r>
-    </w:p>
-    <w:p>
-      <w:pPr>
-        <w:rPr>
-          <w:lang w:val="en-CA"/>
-        </w:rPr>
-      </w:pPr>
-    </w:p>
-    <w:p>
-      <w:pPr>
-        <w:rPr>
-          <w:lang w:val="en-CA"/>
-        </w:rPr>
-      </w:pPr>
-      <w:r>
-        <w:rPr>
-          <w:lang w:val="en-CA"/>
-        </w:rPr>
-        <w:t xml:space="preserve">The restart puzzle feature allows players to abandon the current puzzle attempt and immediately start a new attempt within the same level. Restarting clears all cell inputs, resets the timer, and loads a different puzzle from the same level when possible to prevent players from memorizing solutions and achieving unfairly fast times. If only one puzzle exists in the level, the system reloads the same puzzle. Restarting a puzzle discards the current attempt entirely but does not affect the player’s overall campaign progression or unlocked levels.  </w:t>
+        <w:t xml:space="preserve">The New Run feature allows logged-in users to restart the campaign from Level 1-1 at any time. When initiated, the system clears the current campaign attempt, including level progression, accumulated times, and eligibility status, and starts a fresh run with a new timer flow. Existing leaderboard records are preserved and are not deleted. Because this action permanently discards the current run’s progress, the system displays a confirmation warning before proceeding. New Run ensures fair competition by separating past completed runs from newly started campaign attempts.    </w:t>
       </w:r>
     </w:p>
     <w:p>
@@ -354,7 +356,61 @@
         <w:rPr>
           <w:lang w:val="en-CA"/>
         </w:rPr>
-        <w:t>The Play Campaign feature allows logged-in users to play through the KakuroGame campaign while keeping their long-term progression saved in the system. The campaign consists of 15 levels across 3 difficulty stages, and each level loads a random puzzle from that level’s pool while avoiding immediate repetition when possible. When all puzzles are solved, campaign time is calculated, the leaderboard for the campaign is displayed. The system saves only the user’s last unlocked level, not the current puzzle grid or timer, so a user who leaves mid-puzzle loses that attempt but keeps their campaign progression. If Show Solution is used at any point during the run, the user may still continue the campaign, but that campaign attempt becomes ineligible for the campaign leaderboard.</w:t>
+        <w:t xml:space="preserve">The Play Campaign feature allows logged-in users to play through the </w:t>
+      </w:r>
+      <w:proofErr w:type="spellStart"/>
+      <w:r>
+        <w:rPr>
+          <w:lang w:val="en-CA"/>
+        </w:rPr>
+        <w:t>KakuroGame</w:t>
+      </w:r>
+      <w:proofErr w:type="spellEnd"/>
+      <w:r>
+        <w:rPr>
+          <w:lang w:val="en-CA"/>
+        </w:rPr>
+        <w:t xml:space="preserve"> campaign while keeping their long-term progression saved in the system. The campaign consists of 15 levels across 3 difficulty stages, and each level loads a random puzzle from that level’s pool while avoiding immediate repetition when possible. When all puzzles are solved, campaign time is calculated, the leaderboard for the campaign is displayed. The system saves only the user’s last unlocked level, not the current puzzle grid or timer, so a user who leaves mid-puzzle loses that attempt but keeps their campaign progression. If Show Solution is used at any point during the run, the user may still continue the campaign, but that campaign attempt becomes ineligible for the campaign leaderboard.</w:t>
+      </w:r>
+    </w:p>
+    <w:p>
+      <w:pPr>
+        <w:rPr>
+          <w:lang w:val="en-CA"/>
+        </w:rPr>
+      </w:pPr>
+    </w:p>
+    <w:p>
+      <w:pPr>
+        <w:rPr>
+          <w:lang w:val="en-CA"/>
+        </w:rPr>
+      </w:pPr>
+    </w:p>
+    <w:p>
+      <w:pPr>
+        <w:rPr>
+          <w:lang w:val="en-CA"/>
+        </w:rPr>
+      </w:pPr>
+      <w:r>
+        <w:rPr>
+          <w:lang w:val="en-CA"/>
+        </w:rPr>
+        <w:t>Edit profile</w:t>
+      </w:r>
+    </w:p>
+    <w:p>
+      <w:pPr>
+        <w:rPr>
+          <w:lang w:val="en-CA"/>
+        </w:rPr>
+      </w:pPr>
+      <w:r>
+        <w:rPr>
+          <w:lang w:val="en-CA"/>
+        </w:rPr>
+        <w:t>Registered users have the ability to modify their profile information, including their username, email, password, and profile picture. The system ensures that all updated information is valid before saving the changes.</w:t>
       </w:r>
     </w:p>
     <w:sectPr>
@@ -368,7 +424,7 @@
 </file>
 
 <file path=word/numbering.xml><?xml version="1.0" encoding="utf-8"?>
-<w:numbering xmlns:wpc="http://schemas.microsoft.com/office/word/2010/wordprocessingCanvas" xmlns:cx="http://schemas.microsoft.com/office/drawing/2014/chartex" xmlns:cx1="http://schemas.microsoft.com/office/drawing/2015/9/8/chartex" xmlns:cx2="http://schemas.microsoft.com/office/drawing/2015/10/21/chartex" xmlns:cx3="http://schemas.microsoft.com/office/drawing/2016/5/9/chartex" xmlns:cx4="http://schemas.microsoft.com/office/drawing/2016/5/10/chartex" xmlns:cx5="http://schemas.microsoft.com/office/drawing/2016/5/11/chartex" xmlns:cx6="http://schemas.microsoft.com/office/drawing/2016/5/12/chartex" xmlns:cx7="http://schemas.microsoft.com/office/drawing/2016/5/13/chartex" xmlns:cx8="http://schemas.microsoft.com/office/drawing/2016/5/14/chartex" xmlns:mc="http://schemas.openxmlformats.org/markup-compatibility/2006" xmlns:aink="http://schemas.microsoft.com/office/drawing/2016/ink" xmlns:am3d="http://schemas.microsoft.com/office/drawing/2017/model3d" xmlns:o="urn:schemas-microsoft-com:office:office" xmlns:oel="http://schemas.microsoft.com/office/2019/extlst" xmlns:r="http://schemas.openxmlformats.org/officeDocument/2006/relationships" xmlns:m="http://schemas.openxmlformats.org/officeDocument/2006/math" xmlns:v="urn:schemas-microsoft-com:vml" xmlns:wp14="http://schemas.microsoft.com/office/word/2010/wordprocessingDrawing" xmlns:wp="http://schemas.openxmlformats.org/drawingml/2006/wordprocessingDrawing" xmlns:w10="urn:schemas-microsoft-com:office:word" xmlns:w="http://schemas.openxmlformats.org/wordprocessingml/2006/main" xmlns:w14="http://schemas.microsoft.com/office/word/2010/wordml" xmlns:w15="http://schemas.microsoft.com/office/word/2012/wordml" xmlns:w16cex="http://schemas.microsoft.com/office/word/2018/wordml/cex" xmlns:w16cid="http://schemas.microsoft.com/office/word/2016/wordml/cid" xmlns:w16="http://schemas.microsoft.com/office/word/2018/wordml" xmlns:w16sdtdh="http://schemas.microsoft.com/office/word/2020/wordml/sdtdatahash" xmlns:w16se="http://schemas.microsoft.com/office/word/2015/wordml/symex" xmlns:wpg="http://schemas.microsoft.com/office/word/2010/wordprocessingGroup" xmlns:wpi="http://schemas.microsoft.com/office/word/2010/wordprocessingInk" xmlns:wne="http://schemas.microsoft.com/office/word/2006/wordml" xmlns:wps="http://schemas.microsoft.com/office/word/2010/wordprocessingShape" mc:Ignorable="w14 w15 w16se w16cid w16 w16cex w16sdtdh wp14">
+<w:numbering xmlns:wpc="http://schemas.microsoft.com/office/word/2010/wordprocessingCanvas" xmlns:cx="http://schemas.microsoft.com/office/drawing/2014/chartex" xmlns:cx1="http://schemas.microsoft.com/office/drawing/2015/9/8/chartex" xmlns:cx2="http://schemas.microsoft.com/office/drawing/2015/10/21/chartex" xmlns:cx3="http://schemas.microsoft.com/office/drawing/2016/5/9/chartex" xmlns:cx4="http://schemas.microsoft.com/office/drawing/2016/5/10/chartex" xmlns:cx5="http://schemas.microsoft.com/office/drawing/2016/5/11/chartex" xmlns:cx6="http://schemas.microsoft.com/office/drawing/2016/5/12/chartex" xmlns:cx7="http://schemas.microsoft.com/office/drawing/2016/5/13/chartex" xmlns:cx8="http://schemas.microsoft.com/office/drawing/2016/5/14/chartex" xmlns:mc="http://schemas.openxmlformats.org/markup-compatibility/2006" xmlns:aink="http://schemas.microsoft.com/office/drawing/2016/ink" xmlns:am3d="http://schemas.microsoft.com/office/drawing/2017/model3d" xmlns:o="urn:schemas-microsoft-com:office:office" xmlns:oel="http://schemas.microsoft.com/office/2019/extlst" xmlns:r="http://schemas.openxmlformats.org/officeDocument/2006/relationships" xmlns:m="http://schemas.openxmlformats.org/officeDocument/2006/math" xmlns:v="urn:schemas-microsoft-com:vml" xmlns:wp14="http://schemas.microsoft.com/office/word/2010/wordprocessingDrawing" xmlns:wp="http://schemas.openxmlformats.org/drawingml/2006/wordprocessingDrawing" xmlns:w10="urn:schemas-microsoft-com:office:word" xmlns:w="http://schemas.openxmlformats.org/wordprocessingml/2006/main" xmlns:w14="http://schemas.microsoft.com/office/word/2010/wordml" xmlns:w15="http://schemas.microsoft.com/office/word/2012/wordml" xmlns:w16cex="http://schemas.microsoft.com/office/word/2018/wordml/cex" xmlns:w16cid="http://schemas.microsoft.com/office/word/2016/wordml/cid" xmlns:w16="http://schemas.microsoft.com/office/word/2018/wordml" xmlns:w16du="http://schemas.microsoft.com/office/word/2023/wordml/word16du" xmlns:w16sdtdh="http://schemas.microsoft.com/office/word/2020/wordml/sdtdatahash" xmlns:w16sdtfl="http://schemas.microsoft.com/office/word/2024/wordml/sdtformatlock" xmlns:w16se="http://schemas.microsoft.com/office/word/2015/wordml/symex" xmlns:wpg="http://schemas.microsoft.com/office/word/2010/wordprocessingGroup" xmlns:wpi="http://schemas.microsoft.com/office/word/2010/wordprocessingInk" xmlns:wne="http://schemas.microsoft.com/office/word/2006/wordml" xmlns:wps="http://schemas.microsoft.com/office/word/2010/wordprocessingShape" mc:Ignorable="w14 w15 w16se w16cid w16 w16cex w16sdtdh w16sdtfl w16du wp14">
   <w:abstractNum w:abstractNumId="0" w15:restartNumberingAfterBreak="0">
     <w:nsid w:val="FFFFFF7C"/>
     <w:multiLevelType w:val="singleLevel"/>
@@ -2489,7 +2545,7 @@
 </file>
 
 <file path=word/styles.xml><?xml version="1.0" encoding="utf-8"?>
-<w:styles xmlns:mc="http://schemas.openxmlformats.org/markup-compatibility/2006" xmlns:r="http://schemas.openxmlformats.org/officeDocument/2006/relationships" xmlns:w="http://schemas.openxmlformats.org/wordprocessingml/2006/main" xmlns:w14="http://schemas.microsoft.com/office/word/2010/wordml" xmlns:w15="http://schemas.microsoft.com/office/word/2012/wordml" xmlns:w16cex="http://schemas.microsoft.com/office/word/2018/wordml/cex" xmlns:w16cid="http://schemas.microsoft.com/office/word/2016/wordml/cid" xmlns:w16="http://schemas.microsoft.com/office/word/2018/wordml" xmlns:w16sdtdh="http://schemas.microsoft.com/office/word/2020/wordml/sdtdatahash" xmlns:w16se="http://schemas.microsoft.com/office/word/2015/wordml/symex" mc:Ignorable="w14 w15 w16se w16cid w16 w16cex w16sdtdh">
+<w:styles xmlns:mc="http://schemas.openxmlformats.org/markup-compatibility/2006" xmlns:r="http://schemas.openxmlformats.org/officeDocument/2006/relationships" xmlns:w="http://schemas.openxmlformats.org/wordprocessingml/2006/main" xmlns:w14="http://schemas.microsoft.com/office/word/2010/wordml" xmlns:w15="http://schemas.microsoft.com/office/word/2012/wordml" xmlns:w16cex="http://schemas.microsoft.com/office/word/2018/wordml/cex" xmlns:w16cid="http://schemas.microsoft.com/office/word/2016/wordml/cid" xmlns:w16="http://schemas.microsoft.com/office/word/2018/wordml" xmlns:w16du="http://schemas.microsoft.com/office/word/2023/wordml/word16du" xmlns:w16sdtdh="http://schemas.microsoft.com/office/word/2020/wordml/sdtdatahash" xmlns:w16sdtfl="http://schemas.microsoft.com/office/word/2024/wordml/sdtformatlock" xmlns:w16se="http://schemas.microsoft.com/office/word/2015/wordml/symex" mc:Ignorable="w14 w15 w16se w16cid w16 w16cex w16sdtdh w16sdtfl w16du">
   <w:docDefaults>
     <w:rPrDefault>
       <w:rPr>
